--- a/webscrape/CISCO/Cisco Systems, Inc., Raymond James Financial, Inc. - Special Call.docx
+++ b/webscrape/CISCO/Cisco Systems, Inc., Raymond James Financial, Inc. - Special Call.docx
@@ -15,9 +15,36 @@
         <w:spacing w:before="40"/>
       </w:pPr>
       <w:r>
-        <w:t>Published on 02/28/2022</w:t>
+        <w:t>Published on 03/13/2020</w:t>
         <w:br/>
-        <w:t xml:space="preserve">                    at 09:00 am EST</w:t>
+        <w:t xml:space="preserve">                    at 01:00 pm EDT</w:t>
+      </w:r>
+    </w:p>
+    <w:p>
+      <w:pPr>
+        <w:spacing w:before="240"/>
+      </w:pPr>
+      <w:r>
+        <w:rPr>
+          <w:b/>
+        </w:rPr>
+        <w:t>Operator</w:t>
+      </w:r>
+    </w:p>
+    <w:p>
+      <w:pPr>
+        <w:spacing w:before="40"/>
+      </w:pPr>
+      <w:r>
+        <w:t>Ladies and gentlemen, thank you all for standing by and welcome to the Virtual Gathering Series featuring Cisco Conference call. [Operator Instructions] Please be advised that today's conference call is being recorded. [Operator Instructions]</w:t>
+      </w:r>
+    </w:p>
+    <w:p>
+      <w:pPr>
+        <w:spacing w:before="40"/>
+      </w:pPr>
+      <w:r>
+        <w:t>I would now like to hand the conference over to your speaker today, Mr. Simon Leopold. Thank you. Please go ahead, sir.</w:t>
       </w:r>
     </w:p>
     <w:p>
@@ -46,7 +73,31 @@
         <w:spacing w:before="40"/>
       </w:pPr>
       <w:r>
-        <w:t>Well, folks, thanks for joining us. This is Simon Leopold, Raymond James data infrastructure analyst, hosting a fireside chat, no fires here though, at Mobile Congress with Jonathan Davidson, who is the EVP and GM of Cisco's Mass-Scale Infrastructure. But before we get into our discussion, we have with us Emily Hunt from the IR team at Cisco, who has some very important opening comments.</w:t>
+        <w:t>Great. Thank you very much, folks. Sorry for the delay, but it sounds like the system is under stress with high demand, many folks interested in joining. This is Simon Leopold, Raymond James data infrastructure analyst with the first in our series of virtual gathering.</w:t>
+      </w:r>
+    </w:p>
+    <w:p>
+      <w:pPr>
+        <w:spacing w:before="40"/>
+      </w:pPr>
+      <w:r>
+        <w:t>Thanks for joining us today with Cisco's SVP and GM for Optical Systems and Optical Group, Bill Gartner. We also have Emily Hunt from the Investor Relations team on as well.</w:t>
+      </w:r>
+    </w:p>
+    <w:p>
+      <w:pPr>
+        <w:spacing w:before="40"/>
+      </w:pPr>
+      <w:r>
+        <w:t>In light of the recent challenges that have limited all of our travel, we hope to provide an opportunity to hear about markets and technology advances because we missed the opportunities to catch up at Mobile World Congress and the OFC show, we hope to gain the kind of insight that would complement what we typically learn on earnings call. We have prepared some questions for Bill and will also offer an opportunity for the folks dialed in to queue for questions at the end.</w:t>
+      </w:r>
+    </w:p>
+    <w:p>
+      <w:pPr>
+        <w:spacing w:before="40"/>
+      </w:pPr>
+      <w:r>
+        <w:t>Let me just give you a little bit of background on Bill Gartner. He has the profit and loss responsibility for Cisco's Optical business and is responsible for strategic direction, product development, product positioning and new product introduction. Prior to joining Cisco, Bill had senior management positions at several private optical companies. Before joining Photuris, one of the first to introduce ROADM, Bill was Vice President and General Manager of Lucent's Optical Networking business unit. Let me see -- hand it off to Emily for a couple of disclaimers, and then Bill will offer some opening remarks, and we'll dive into the Q&amp;A. Emily, the floor is yours.</w:t>
       </w:r>
     </w:p>
     <w:p>
@@ -75,7 +126,124 @@
         <w:spacing w:before="40"/>
       </w:pPr>
       <w:r>
-        <w:t>Thank you, Simon. I'd like to remind the audience that today's call relates to Cisco's Mass-Scale Infrastructure business only. No new financial information regarding Cisco's overall performance is intended or implied. We may make forward-looking statements, which are subject to risks and uncertainties outlined in detail in our documents filed with the SEC, including our most recent filings of Form 10-K and 10-Q. Actual results may differ from statements made today. That's it.</w:t>
+        <w:t>Thanks, Simon. I'd like to remind the audience that today's call relates to Cisco's Optical business only. No new financial information regarding Cisco's overall performance is intended or implied. We may make forward-looking statements, which are subject to risks and uncertainties outlined in detail in our documents filed with the SEC, including our most recent filings of Form 10-K and 10-Q, and actual results may differ from statements made today.</w:t>
+      </w:r>
+    </w:p>
+    <w:p>
+      <w:pPr>
+        <w:spacing w:before="40"/>
+      </w:pPr>
+      <w:r>
+        <w:t>With that, I'd now like to hand over to Bill.</w:t>
+      </w:r>
+    </w:p>
+    <w:p>
+      <w:pPr>
+        <w:spacing w:before="240"/>
+      </w:pPr>
+      <w:r>
+        <w:rPr>
+          <w:b/>
+        </w:rPr>
+        <w:t>Bill Gartner</w:t>
+      </w:r>
+      <w:r>
+        <w:t xml:space="preserve">   </w:t>
+      </w:r>
+      <w:r>
+        <w:rPr>
+          <w:i/>
+          <w:sz w:val="18"/>
+        </w:rPr>
+        <w:t>Senior VP &amp; GM of Optical Systems and Optics</w:t>
+      </w:r>
+    </w:p>
+    <w:p>
+      <w:pPr>
+        <w:spacing w:before="40"/>
+      </w:pPr>
+      <w:r>
+        <w:t>Thanks, Emily, and thank you, Simon, for hosting this event. And I'm sorry, we didn't get a chance to meet up face-to-face at OFC. Obviously, the coronavirus has been creating a lot of chaos in our worlds and Cisco is doing everything it possibly can to keep our employees safe and have instituted work from home policies for many of our employees, where it makes sense. And obviously, our supply chain teams are very busy in making sure we can mitigate any supply chain issues as well.</w:t>
+      </w:r>
+    </w:p>
+    <w:p>
+      <w:pPr>
+        <w:spacing w:before="40"/>
+      </w:pPr>
+      <w:r>
+        <w:t>Let me just start with a few comments about to frame the -- where we are in the business and to, hopefully, tee up some further discussion and questions from you. I think if you hear Chuck talk or you go to any industry presentation from Cisco, you will hear a lot about software, recurring revenue model, subscription models and businesses like our security business and functions like automation, AppD, things like that have really captured a lot of the conversation for Cisco.</w:t>
+      </w:r>
+    </w:p>
+    <w:p>
+      <w:pPr>
+        <w:spacing w:before="40"/>
+      </w:pPr>
+      <w:r>
+        <w:t>But I think one of the things that we can't lose sight of is the fact that our core networking business, which includes routers and switches, optical systems, cable systems, still forms the foundation for many of those software applications. And in fact, there are 3 technology pillars that have been identified by Cisco as sort of the key technologies that we need to be investing in. One of those is software, obviously, but also silicon and optics. And I'm very glad that optics has sort of risen to the level of being 1 of the 3 key pillars that Cisco focuses its investments on.</w:t>
+      </w:r>
+    </w:p>
+    <w:p>
+      <w:pPr>
+        <w:spacing w:before="40"/>
+      </w:pPr>
+      <w:r>
+        <w:t>I want to just also frame the world that I play in, in Cisco, which is I own the Optics business and the Optical Systems business. And I want to just separate those in your mind. So as we're having conversations, we're using the right semantics.</w:t>
+      </w:r>
+    </w:p>
+    <w:p>
+      <w:pPr>
+        <w:spacing w:before="40"/>
+      </w:pPr>
+      <w:r>
+        <w:t>The Optics business, you can think of as the business that takes place within the data center or within a central office in a service provider environment and it's characterized by 2 attributes. One is that fiber is plentiful, meaning if you add a new switch or you add a new router, you pull new fiber and every port on a router or switch gets its own fiber, and the other attribute is the distances are short, typically less than 10 kilometers. And for that application, we can use transceivers, pluggable transceivers that use direct detect technology, which basically means if the lights on, it's a 1. If the lights off, it's a 0. And the game is, make the light go on and off as fast as you possibly can. And so that's the optics world that we play in. We have a very substantial optics business that serves all of our customer segments, from service provider, web to enterprise and campus applications.</w:t>
+      </w:r>
+    </w:p>
+    <w:p>
+      <w:pPr>
+        <w:spacing w:before="40"/>
+      </w:pPr>
+      <w:r>
+        <w:t>On the other side is the Optical Systems business, which you can think of as what happens outside the data center or outside of central office, where we now need to move signals across the city or across a country or even across the ocean. And in that world, fiber is no longer plentiful, now fiber is scarce because I can't ask a service provider to pull a new fiber between L.A. and New York because they happen to add a new router. That fiber is in the ground, and we have to basically leverage that existing investment. And we do that with technologies like DWDM that allow us to put many signals on 1 fiber. So fiber being scarce is one attribute. And the other attribute is if the distances are long, typically 80 kilometers up to several thousand kilometers. So that makes it much more challenging to send the light over long distances. And we have to rely on very sophisticated technologies that are called coherent technologies. And it's much more sophisticated technology used outside the data center versus inside the data center. Now I want to just summarize some of the investments that Cisco has made, and we'll be happy to take some questions on these.</w:t>
+      </w:r>
+    </w:p>
+    <w:p>
+      <w:pPr>
+        <w:spacing w:before="40"/>
+      </w:pPr>
+      <w:r>
+        <w:t>But going back to 2010, we invested in a company called CoreOptics, which was our first coherent introduction of technology, and that has served us very well as we've introduced 100 gig, 200 gig, 250 gig with the coherent solutions from CoreOptics. In 2012, we acquired our first silicon photonics company, which was Lightwire, and that also has served us very well. It actually enabled the industry's first 1 terabit line card on a router. And we've continued to invest in that technology. And more recently, in early 2019, we acquired a company called Luxtera. And Luxtera brings us sort of a next-generation of silicon photonics, and they had a very highly automated manufacturing platform that really allows us to manufacture pluggables or optics modules at a very high scale.</w:t>
+      </w:r>
+    </w:p>
+    <w:p>
+      <w:pPr>
+        <w:spacing w:before="40"/>
+      </w:pPr>
+      <w:r>
+        <w:t>And then finally, we announced midyear last year, our intention to acquire Acacia, which again is a coherent solution that was targeted outside the data center primarily. And Acacia brings not only coherent technology, but also silicon photonics, and they've put that together in a very creative way that allows us to think about moving some technologies from chassis-based solutions in the optical world into pluggables that would go into a router, and that's a very interesting dynamic for us, and we'll be happy to talk a little bit more about that.</w:t>
+      </w:r>
+    </w:p>
+    <w:p>
+      <w:pPr>
+        <w:spacing w:before="40"/>
+      </w:pPr>
+      <w:r>
+        <w:t>Now you may wonder like why does Cisco care about optics? And let me just summarize it with 2 reasons. One is that the cost, the relative cost of optics versus the port is increasing as the bit rate increases. From 10 gig to 100 gig to 400 gig, optics becomes a bigger portion of that spend. So that's one important reason if we're going to remain relevant for our customers and we're going to continue to be able to serve our customers with fully integrated solutions, we have to be able to control some of that cost. And then the second issue, which is a little bit more subtle, is that today, inside the data center, we use these pluggable transceivers that rely on pretty, I'm going to call it simple, although it's not all that simple technology, which is direct detect. Lights on, it's a 1. Lights off, it's a 0. As the bit rate increases, from 100 gig to 400 gig to 800 gig and beyond, sending that signal over a longer distance becomes more challenging. As the bit rate increases in general, physics conspires against us and the distance gets shorter. That's just physics working against us. And so what we expect is that at some point, as the bit rate increases, the ability to send that signal over 2 kilometers or 10 kilometers or 40 kilometers becomes challenging for direct detect, and we'll actually have to use the much more sophisticated coherent technology, maybe even inside 10-kilometer applications or maybe even 2-kilometer applications. And so that motivated our thinking around Acacia to say, hey, this technology may have application more than just outside the data center, it may actually come inside the data center or central office at some point. So that's kind of our high level thesis around these investments.</w:t>
+      </w:r>
+    </w:p>
+    <w:p>
+      <w:pPr>
+        <w:spacing w:before="40"/>
+      </w:pPr>
+      <w:r>
+        <w:t>I would say we're continuing to make big investments organically and inorganically in these areas of optics and silicon. We're going to see optics drive architectural transitions inside the data center and outside the data center, that's kind of upside down from where we've always been where optics has kind of followed along. Optics will, in fact, drive some of these transitions. And I don't think there's any company on earth that's making the investment in silicon, optics and software at the level of Cisco. So some of these investments are long-term investments, we won't see benefits of for 3 to 5 years. But I think we're positioning ourselves well for the future of the Internet here.</w:t>
+      </w:r>
+    </w:p>
+    <w:p>
+      <w:pPr>
+        <w:spacing w:before="40"/>
+      </w:pPr>
+      <w:r>
+        <w:t>So with that, Simon, hopefully, that would help to at least frame some of the issue and maybe give you some fodder for questions. I'm happy to take any questions you might have.</w:t>
       </w:r>
     </w:p>
     <w:p>
@@ -104,15 +272,7 @@
         <w:spacing w:before="40"/>
       </w:pPr>
       <w:r>
-        <w:t>That was very good. Thank you, Emily. So I've got a set of questions prepared that I will go through with Jonathan. [Operator Instructions]</w:t>
-      </w:r>
-    </w:p>
-    <w:p>
-      <w:pPr>
-        <w:spacing w:before="40"/>
-      </w:pPr>
-      <w:r>
-        <w:t>With that, Jonathan, welcome. Appreciate it. [indiscernible] jetlag. [indiscernible] just now adjusting. So it's 3 in the afternoon here in Barcelona. It's more crowded than I thought it would be. So I'm a little bit surprised, but not a lot of the analyst community is here. So I appreciate the opportunity. Maybe we could start by just setting some of the context and just let folks know maybe the boundary conditions, your responsibility, your role and the scope of what we're going to talk about today.</w:t>
+        <w:t>Yes, sure. So I appreciate that. And certainly, a lot to digest there. Maybe just at the high level, optics seems to be a pretty broad topic for Cisco, inside the data center, longer reach, development in silicon photonics, developments of coherent. I guess, what I'd like to get a sense of is among kind of all these aspects you've highlighted, what are you particularly most excited about in terms of technological breakthroughs and developments?</w:t>
       </w:r>
     </w:p>
     <w:p>
@@ -123,7 +283,7 @@
         <w:rPr>
           <w:b/>
         </w:rPr>
-        <w:t>Jonathan Davidson</w:t>
+        <w:t>Bill Gartner</w:t>
       </w:r>
       <w:r>
         <w:t xml:space="preserve">   </w:t>
@@ -133,7 +293,7 @@
           <w:i/>
           <w:sz w:val="18"/>
         </w:rPr>
-        <w:t>Former Executive VP and GM of Enterprise Networking, Cloud &amp; Mass-Scale Infrastructure Group</w:t>
+        <w:t>Senior VP &amp; GM of Optical Systems and Optics</w:t>
       </w:r>
     </w:p>
     <w:p>
@@ -141,7 +301,39 @@
         <w:spacing w:before="40"/>
       </w:pPr>
       <w:r>
-        <w:t>Yes, absolutely. So pleasure to be here.</w:t>
+        <w:t>So I think that -- let me answer it with 2 different things. One is I think silicon photonics is continuing to show that it's a technology that can expand its application. And so we've seen silicon photonics initially was sort of very targeted at short-reach applications. We're now seeing silicon photonics in coherent long-reach applications.</w:t>
+      </w:r>
+    </w:p>
+    <w:p>
+      <w:pPr>
+        <w:spacing w:before="40"/>
+      </w:pPr>
+      <w:r>
+        <w:t>So I think there's a lot of very exciting things happening in silicon photonics that expand the domain for that technology, and we're continuing to invest pretty heavily in that area.</w:t>
+      </w:r>
+    </w:p>
+    <w:p>
+      <w:pPr>
+        <w:spacing w:before="40"/>
+      </w:pPr>
+      <w:r>
+        <w:t>And then I think the big shift that I think we're going to see is today, we deploy DWDM systems for a long-haul network, like a Verizon network, for instance, or an AT&amp;T or a DT network.</w:t>
+      </w:r>
+    </w:p>
+    <w:p>
+      <w:pPr>
+        <w:spacing w:before="40"/>
+      </w:pPr>
+      <w:r>
+        <w:t>And these are chassis that get deployed and the chassis are line cards, and the line cards have things like ROADMs on it, and they also have transponders or coherent on it to deliver the signals into the fiber. Some of those technologies, those coherent technologies are now thanks to advances in ASICs, like the SPEs and like silicon photonics, some of those technologies are going to move from being on a line card to being on a pluggable that can go directly into the router.</w:t>
+      </w:r>
+    </w:p>
+    <w:p>
+      <w:pPr>
+        <w:spacing w:before="40"/>
+      </w:pPr>
+      <w:r>
+        <w:t>The 400-gig ZR is the best current example. That's an architectural shift that optics is going to drive in networks. So optics is actually going to drive that shift and we're going to see a shift from what was delivered as part of an optical system to what is now delivered as a pluggable that goes into a router and that will simplify networks for customers. It's going to simplify the deployment. It's going to simplify the operations. It's going to reduce the footprint required and it's going to reduce the overall cost. So that's a very, very exciting architectural shift that we think optics is actually going to drive.</w:t>
       </w:r>
     </w:p>
     <w:p>
@@ -170,7 +362,7 @@
         <w:spacing w:before="40"/>
       </w:pPr>
       <w:r>
-        <w:t>And folks, if you could mute your lines.</w:t>
+        <w:t>So Bill, I want to ask more of a strategic question and then drill down on technology. But from a strategic perspective, you've got a couple of acquisitions, most recently, Luxtera, and the pending acquisition of Acacia, that speak to Cisco's effort to become more vertically integrated as opposed to simply buying for merchant suppliers. Could you maybe explain the strategic thinking of why this needs to be part of your business as opposed to a partner or a supplier to Cisco?</w:t>
       </w:r>
     </w:p>
     <w:p>
@@ -181,7 +373,7 @@
         <w:rPr>
           <w:b/>
         </w:rPr>
-        <w:t>Jonathan Davidson</w:t>
+        <w:t>Bill Gartner</w:t>
       </w:r>
       <w:r>
         <w:t xml:space="preserve">   </w:t>
@@ -191,7 +383,7 @@
           <w:i/>
           <w:sz w:val="18"/>
         </w:rPr>
-        <w:t>Former Executive VP and GM of Enterprise Networking, Cloud &amp; Mass-Scale Infrastructure Group</w:t>
+        <w:t>Senior VP &amp; GM of Optical Systems and Optics</w:t>
       </w:r>
     </w:p>
     <w:p>
@@ -199,7 +391,31 @@
         <w:spacing w:before="40"/>
       </w:pPr>
       <w:r>
-        <w:t>[indiscernible] Okay, we're back. So this is Jonathan Davidson. -- so thank you for your question. Let me go ahead and share a little bit about what I do for the company. As you mentioned, I lead the Mass-Scale Infrastructure group, which we call internally, we call it MIG, because it's fun to talk about planes right now though.</w:t>
+        <w:t>Yes, that's a core question, Simon. So as I think many of you may know, we have a very substantial optics business today that serves all of our customer applications from service provider, web, as well as our massive enterprise customer base.</w:t>
+      </w:r>
+    </w:p>
+    <w:p>
+      <w:pPr>
+        <w:spacing w:before="40"/>
+      </w:pPr>
+      <w:r>
+        <w:t>And generally speaking, when we sell routers and switches, we sell the optics that go with those routers and switches. And so customers expect to be able to buy a router from Cisco and then to buy optics that work in that router. And the optics have to work in not only the 9K, but they have to work in the 6K and the -- the next generation, 8000 Series routers as well. So we take responsibility to make sure that they will work in any of the platforms that we sell and that there's interoperability.</w:t>
+      </w:r>
+    </w:p>
+    <w:p>
+      <w:pPr>
+        <w:spacing w:before="40"/>
+      </w:pPr>
+      <w:r>
+        <w:t>So when a customer has a data center switch at one end and they have a router at the other end, we take ownership to make sure that's going to work for them. So customers expect that, that when we sell them products and we sell them routers and switches, but with that comes an optic that's going to work.</w:t>
+      </w:r>
+    </w:p>
+    <w:p>
+      <w:pPr>
+        <w:spacing w:before="40"/>
+      </w:pPr>
+      <w:r>
+        <w:t>Over the past many years, we have relied on suppliers to deliver those optics to us that we qualify. We take through a very rigorous process to make sure that it works according to all the standards and specs. We make sure it complies against all the corner cases like temperature variation and voltage variation and different host environments. And we've then qualified it, put a Cisco label on it and resold it. That's been the business model for optics. As optics becomes a bigger portion of the spend, then customers become more sensitive to that cost in the network in the bomb. So clearly, you can think and recognize that a web customer is going to be looking for a very competitive price point when they're buying optics. And if we're procuring those optics from a supplier, and then trying to resell them, there's just not enough margin in the stack to be successful in selling that across all segments. And so increasingly, we believe that for some portion of that business, we will need to own that technology. It's not every optic, but for some portion of that business, we will need to own that technology in order to be able to continue delivering value for the customers and do it at a reasonable margin.</w:t>
       </w:r>
     </w:p>
     <w:p>
@@ -228,7 +444,7 @@
         <w:spacing w:before="40"/>
       </w:pPr>
       <w:r>
-        <w:t>Yes. Not a good time at the moment.</w:t>
+        <w:t>And I know that some of your peers have taken a very different strategy and the argument is that optics as a business are relatively low-margin type of business. And obviously, you haven't been breaking it out, but what makes you confident that it is a profitable business even if you vertically integrate it?</w:t>
       </w:r>
     </w:p>
     <w:p>
@@ -239,7 +455,7 @@
         <w:rPr>
           <w:b/>
         </w:rPr>
-        <w:t>Jonathan Davidson</w:t>
+        <w:t>Bill Gartner</w:t>
       </w:r>
       <w:r>
         <w:t xml:space="preserve">   </w:t>
@@ -249,7 +465,7 @@
           <w:i/>
           <w:sz w:val="18"/>
         </w:rPr>
-        <w:t>Former Executive VP and GM of Enterprise Networking, Cloud &amp; Mass-Scale Infrastructure Group</w:t>
+        <w:t>Senior VP &amp; GM of Optical Systems and Optics</w:t>
       </w:r>
     </w:p>
     <w:p>
@@ -257,7 +473,23 @@
         <w:spacing w:before="40"/>
       </w:pPr>
       <w:r>
-        <w:t>Yes. So under that, I'm responsible for the engineering and product management with regards to most of the -- what we would deem as critical infrastructure products that communication service providers, also known as telcos, web sale companies, hyperscale companies as well as very large enterprises build their own infrastructure. We build the routing portfolio, the IP, optical, cable access technologies, all the automation portfolio as well as the mobile IoT and mobile core portfolios for those customer bases.</w:t>
+        <w:t>Yes. So first of all, I think you have to listen when anybody is saying that they don't think that this is an important part of the portfolio. It's generally they're going to defend that if they don't have it and say, this is why we don't think it's important. I think most of the competitors that are saying that would very much like to have that inside, if they could. And the reason is that business is a very important business for us as we serve enterprise customers, many, many hundreds of thousands of customers who expect Cisco to be able to deliver optics with the routers and switches that we're selling, same is true for service provider customers. If we're going to continue to be relevant for them, we think that the best way to do that is to basically control that cost point and not rely exclusively on third parties to do that.</w:t>
+      </w:r>
+    </w:p>
+    <w:p>
+      <w:pPr>
+        <w:spacing w:before="40"/>
+      </w:pPr>
+      <w:r>
+        <w:t>So I do think that it's an issue when we look ahead and say, as we look at this business evolving from 10 gig to 100 gig to 400 gig, that's increasingly technology that we need to own in order to be able to deliver that value to customers at a reasonable margin.</w:t>
+      </w:r>
+    </w:p>
+    <w:p>
+      <w:pPr>
+        <w:spacing w:before="40"/>
+      </w:pPr>
+      <w:r>
+        <w:t>The other thing that's important, Simon, is we do see some trends with things like onboard optics and co-packaged optics where optics and silicon come together. And at some point, in the future, that's going to be a necessary way to deliver the next capacity gains on routers and switches. So with all the massive investment we're making in silicon, we want to make sure that we can control that solution and not be beholden to others in the industry that might have exclusive or very near exclusive control over that. And so that, as we look ahead, and that, again, is not a today problem. But as we look ahead a few years, we want to make sure that we can control our destiny on routers and switches because that's our bread and butter.</w:t>
       </w:r>
     </w:p>
     <w:p>
@@ -286,7 +518,7 @@
         <w:spacing w:before="40"/>
       </w:pPr>
       <w:r>
-        <w:t>So maybe one way to sort of help frame this is Cisco often talks about the market verticals, not just the product segmentation. And so there's been some recent disclosures. But for your business unit, I presume you've got a greater bias for service providers. Could you talk about your mix of market verticals for your business unit?</w:t>
+        <w:t>So I wanted to see if maybe you can give us some update or at least refresh us on the pending acquisition of Acacia. That was a transaction announced, I think, in July of 2019, has not yet closed. So if you could help us in terms of what's the status and then remind folks of the rationale for that transaction?</w:t>
       </w:r>
     </w:p>
     <w:p>
@@ -297,7 +529,7 @@
         <w:rPr>
           <w:b/>
         </w:rPr>
-        <w:t>Jonathan Davidson</w:t>
+        <w:t>Bill Gartner</w:t>
       </w:r>
       <w:r>
         <w:t xml:space="preserve">   </w:t>
@@ -307,7 +539,7 @@
           <w:i/>
           <w:sz w:val="18"/>
         </w:rPr>
-        <w:t>Former Executive VP and GM of Enterprise Networking, Cloud &amp; Mass-Scale Infrastructure Group</w:t>
+        <w:t>Senior VP &amp; GM of Optical Systems and Optics</w:t>
       </w:r>
     </w:p>
     <w:p>
@@ -315,7 +547,15 @@
         <w:spacing w:before="40"/>
       </w:pPr>
       <w:r>
-        <w:t>Sure, absolutely. So inside of the Mass Infrastructure Group, which roughly translate externally from a financial world into Internet for the Future is the new subcategory. So you could see how that is doing publicly now since Q1 of this fiscal year. The -- you're right, we are definitely organized technology area and then those technology areas applied to specific verticals. We don't break out the verticals by subgroup, but certainly, will classify anything in the SP/webspace is the predominant portion of our business. So when we break out SP, unless it's denoted, SP -- looks like [ Rachel ] you're still having challenges, if you could mute or...</w:t>
+        <w:t>Yes. So let me start with the rationale. As you may know, Acacia is an industry leader in offering coherent solutions. Again, those are solutions that are used to transmit light over long distances, anywhere from 80 kilometers to thousands of kilometers. We use Acacia in our optical portfolio today. We use Acacia in our routing portfolio, so we are a customer of Acacia's. And this is another area where we look and see vertical integration at some level makes sense for us because that DSP and the silicon photonics that wraps around that DSP to create the whole coherent function becomes a bigger part of the bomb as the bit rates are increasing. It's a much bigger part of the bomb. And so if we're going to be able to compete with others out there that may own that technology, for instance, Ciena owns that technology. Nokia owns that technology, then we believe we need to own that as well, so that was one rationale.</w:t>
+      </w:r>
+    </w:p>
+    <w:p>
+      <w:pPr>
+        <w:spacing w:before="40"/>
+      </w:pPr>
+      <w:r>
+        <w:t>The other rationale is that the issue that I alluded to earlier, which is that we're going to see that technology move from the classic optical system into a pluggable that is then sold as part of a router sale. And so that then becomes a meaningful portion of the network spend for customers who are deploying routers, and we want to make sure that we can capture that. That will be -- we'll view that as part of the TAM. And so we want to be able to make sure we can capture that, and we don't think we can do that unless we own that technology. We think that, that is going to be basically a multi-vendor environment. There are going to be other suppliers out there who are going to offer that technology direct to our customers and our customers are going to expect that we can offer that to them in a tested, certified, interoperable way. And if we're going to do that, we're going to have to have a competitive cost point in order to be able to lift our market price point.</w:t>
       </w:r>
     </w:p>
     <w:p>
@@ -344,7 +584,7 @@
         <w:spacing w:before="40"/>
       </w:pPr>
       <w:r>
-        <w:t>I think [ Rachel's ] coming in with a morse code system.</w:t>
+        <w:t>And in terms of just update on the status?</w:t>
       </w:r>
     </w:p>
     <w:p>
@@ -355,7 +595,7 @@
         <w:rPr>
           <w:b/>
         </w:rPr>
-        <w:t>Jonathan Davidson</w:t>
+        <w:t>Bill Gartner</w:t>
       </w:r>
       <w:r>
         <w:t xml:space="preserve">   </w:t>
@@ -365,7 +605,7 @@
           <w:i/>
           <w:sz w:val="18"/>
         </w:rPr>
-        <w:t>Former Executive VP and GM of Enterprise Networking, Cloud &amp; Mass-Scale Infrastructure Group</w:t>
+        <w:t>Senior VP &amp; GM of Optical Systems and Optics</w:t>
       </w:r>
     </w:p>
     <w:p>
@@ -373,7 +613,7 @@
         <w:spacing w:before="40"/>
       </w:pPr>
       <w:r>
-        <w:t>Yeah. So we don't break it out by our subgroup [indiscernible] for the future, but we do break things out by as I described earlier. So what I would say [indiscernible].</w:t>
+        <w:t>Yes. So when we announced the deal, we did, I think mentioned that we have to go through significant regulatory approvals. And we anticipated that would take a year or so, though that's always a big error bar on that. We have completed the regulatory approvals in the U.S., in Austria and in Germany. And we are now in the approval process with China. And as you know, that is a -- I mean there's political considerations. There's competitive situations that we have to confront there as well as customers that are in China of Acacia. I would say that process so far has gone well. We have submitted the filing to SAMR. We've received questions from SAMR, we've responded to those questions. It's hard to predict what their views are, but I would say the questions have been questions that we -- none of the questions surprised us, and we felt that the questions were all constructive. I've had -- I've personally had discussions with each of the major Acacia customers face-to-face and have assured them that we are fully committed to this business and fully committed to making sure that this business with Acacia continues post close and that we'll honor the road maps. I think those conversations have gone reasonably well. And so -- and we've had some subsequent conversations with those customers as well. So I feel like things are roughly on track, though, given uncertainty around how China behaves it's a -- it will be -- I wouldn't want to predict a different date that this thing will close. But I would say it's on track relative to what we anticipated.</w:t>
       </w:r>
     </w:p>
     <w:p>
@@ -402,7 +642,7 @@
         <w:spacing w:before="40"/>
       </w:pPr>
       <w:r>
-        <w:t>Could you guys mute if you're not actively speaking? Go ahead, John.</w:t>
+        <w:t>So just to be completely clear on this, when you're talking to the Acacia customers, I think there's been some concern of whether or not they'll have access to the Acacia technologies, the DSPs and the transceivers because they may, in some respects, compete with Cisco, and I believe you said that you will continue to offer Acacia products on a merchant basis even to companies that do compete with Cisco. Just want to make sure that I understand that correctly.</w:t>
       </w:r>
     </w:p>
     <w:p>
@@ -413,7 +653,7 @@
         <w:rPr>
           <w:b/>
         </w:rPr>
-        <w:t>Jonathan Davidson</w:t>
+        <w:t>Bill Gartner</w:t>
       </w:r>
       <w:r>
         <w:t xml:space="preserve">   </w:t>
@@ -423,7 +663,7 @@
           <w:i/>
           <w:sz w:val="18"/>
         </w:rPr>
-        <w:t>Former Executive VP and GM of Enterprise Networking, Cloud &amp; Mass-Scale Infrastructure Group</w:t>
+        <w:t>Senior VP &amp; GM of Optical Systems and Optics</w:t>
       </w:r>
     </w:p>
     <w:p>
@@ -431,7 +671,7 @@
         <w:spacing w:before="40"/>
       </w:pPr>
       <w:r>
-        <w:t>All right. So what I would say is we don't break it out specifically. However, we do have the predominant portion of our business is to service providers and web-scale companies. And from that, the rest of it is focused on the enterprise, and we don't touch typically commercial expenses.</w:t>
+        <w:t>Yes. I mean, that's exactly right. And let me just expand on that a bit and offer a counter example. When we acquired CoreOptics, CoreOptics had several competitor customers in addition to Cisco. And we made a conscious decision at the acquisition time that we would honor the existing supply agreements with those customers for as long as they existed. But it wasn't -- we weren't interested in getting into component business based on the CoreOptics technology alone. And so at that time, we had a conversation with the customers of CoreOptics and said, look, we're going to honor this business. We're going to do that with integrity for as long as the supply agreement is in place, but we're not going to plan to renew this. We really don't have an interest in being in the component business for CoreOptics. A fundamental change that's taking place in Cisco that I think allows us to go have this conversation very credibly with customers now is we are now in the component business. We had a major announcement in December saying, we're going to offer silicon to customers who want to buy our silicon. We're going to offer optics in whatever form they want. They want to buy the pluggable optics, that's fine. If they want to buy an embedded module, if they want to buy onboard optic, which we sell today, if they want to buy chips from us, we will offer the technology in a form that the customer wants. And so that's a fundamental shift for Cisco that has taken place recently, that really allows us to say with very high credibility to these customers, we're in this business now. This is not a one-off business that we would have had to create for jet CoreOptics DSP 10 years ago. This is a business that we're building a complete business model around. And so it is really a fundamental shift from where we were 10 years ago. And I think the other point I would make is that we are looking to expand the business with these customers. We are going to have to separate the conversation with these customers from the conversations we would have internally about optical systems, for instance. But we want to expand the business with ZTE as an example, who is a big Acacia customer. And in fact, that may be the best way for us to participate in China on optics. So we're going to do everything we can to make them successful.</w:t>
       </w:r>
     </w:p>
     <w:p>
@@ -460,7 +700,23 @@
         <w:spacing w:before="40"/>
       </w:pPr>
       <w:r>
-        <w:t>And given that we're coming from Mobile World Congress, you had a couple of announcements this morning. So maybe if we could get some highlights of what Cisco is talking about at this trade show.</w:t>
+        <w:t>Great. And then you did mention earlier in your comments, this pluggable optic known as a ZR.</w:t>
+      </w:r>
+    </w:p>
+    <w:p>
+      <w:pPr>
+        <w:spacing w:before="40"/>
+      </w:pPr>
+      <w:r>
+        <w:t>So that's applicable in the 400-gig market. And I think you've talked about ZR as one of the aspects that made Acacia attractive to Cisco. Maybe just step back and help us understand your view of what this VR market is worth.</w:t>
+      </w:r>
+    </w:p>
+    <w:p>
+      <w:pPr>
+        <w:spacing w:before="40"/>
+      </w:pPr>
+      <w:r>
+        <w:t>How big a market do you see? And what's the timing?</w:t>
       </w:r>
     </w:p>
     <w:p>
@@ -471,7 +727,7 @@
         <w:rPr>
           <w:b/>
         </w:rPr>
-        <w:t>Jonathan Davidson</w:t>
+        <w:t>Bill Gartner</w:t>
       </w:r>
       <w:r>
         <w:t xml:space="preserve">   </w:t>
@@ -481,7 +737,7 @@
           <w:i/>
           <w:sz w:val="18"/>
         </w:rPr>
-        <w:t>Former Executive VP and GM of Enterprise Networking, Cloud &amp; Mass-Scale Infrastructure Group</w:t>
+        <w:t>Senior VP &amp; GM of Optical Systems and Optics</w:t>
       </w:r>
     </w:p>
     <w:p>
@@ -489,7 +745,23 @@
         <w:spacing w:before="40"/>
       </w:pPr>
       <w:r>
-        <w:t>Absolutely. What would be really helpful to describe a few things that we actually announced today, which is around the private 5G as a service, which is a technology that we have been working on for the last couple of years. We actually had our first announcement as part of that back in February of this year, talking about how it is in conjunction with WiFi 6, the ability to offer outcomes to our enterprise customers. And today, we had an extension of that announcement talking about the specific verticals that we were talking to and specific customers in those specific verticals as well as one of the service providers that we've been working with in the U.S., which is DISH. However, we certainly are working with more carriers around the world.</w:t>
+        <w:t>Yes, it's a bit hard for me to answer the market size. But I would say there's a multibillion-dollar market in 100-gig coherent today. And some portion -- and whether it's DCI or whether it's a metro application, some portion of that market over time is going to move into pluggables, and we're going to see it first take place with ZR, which has a fairly limited application range of a 100-kilometer type application, 400 gig.</w:t>
+      </w:r>
+    </w:p>
+    <w:p>
+      <w:pPr>
+        <w:spacing w:before="40"/>
+      </w:pPr>
+      <w:r>
+        <w:t>We'll see enhancements to that ZR with things like ZR+ that expand the application range out a couple of years. And over time, we're going to continue to see that. That's where the innovation is going to take place in the industry. It's going to be to put more and more capabilities into that pluggable to drive down the power, to put more capabilities in and take more of the application space that is currently served with optical systems. So it is a shift in some sense from the optical systems TAM into the pluggable TAM. But I think it could be a multibillion-dollar shift, okay, over time.</w:t>
+      </w:r>
+    </w:p>
+    <w:p>
+      <w:pPr>
+        <w:spacing w:before="40"/>
+      </w:pPr>
+      <w:r>
+        <w:t>But I would expect that to begin later this year, and it's going to be very early stage with point-to-point relatively short-reach applications. And over the next 3 to 5 years, we'll see that become much more prevalent as a deployment model.</w:t>
       </w:r>
     </w:p>
     <w:p>
@@ -518,7 +790,7 @@
         <w:spacing w:before="40"/>
       </w:pPr>
       <w:r>
-        <w:t>And so when we think about 5G, people don't usually think about Cisco as a 5G play because we're, I think, generally in the investment team, we focus on sort of the radio side of the world. Maybe set a little bit of context in terms of how you see 5G within the Cisco portfolio?</w:t>
+        <w:t>And Bill, you play in both the systems perspective as well as potentially this pluggable perspective. So net-net, you end up losing revenue as systems where the DCI application go down and pluggables go up. How should we think about the net impact?</w:t>
       </w:r>
     </w:p>
     <w:p>
@@ -529,7 +801,7 @@
         <w:rPr>
           <w:b/>
         </w:rPr>
-        <w:t>Jonathan Davidson</w:t>
+        <w:t>Bill Gartner</w:t>
       </w:r>
       <w:r>
         <w:t xml:space="preserve">   </w:t>
@@ -539,7 +811,7 @@
           <w:i/>
           <w:sz w:val="18"/>
         </w:rPr>
-        <w:t>Former Executive VP and GM of Enterprise Networking, Cloud &amp; Mass-Scale Infrastructure Group</w:t>
+        <w:t>Senior VP &amp; GM of Optical Systems and Optics</w:t>
       </w:r>
     </w:p>
     <w:p>
@@ -547,15 +819,7 @@
         <w:spacing w:before="40"/>
       </w:pPr>
       <w:r>
-        <w:t>Yes. Look, there's a few things to look at with 5G. So First of all, the 5G is -- obviously we're here at Mobile World Congress. There's a lot of people talking about phones, people are talking about radio infrastructure. Cisco does not participate in either one of those. However, one of my customers said to me once many years back, which was mobile networks aren't mobile for very long. They have to get through a wired infrastructure. And that's where we see the -- one of the opportunities for Cisco is in the build-out of new backhaul infrastructure, new metro infrastructure to handle all of the capacity and bandwidth necessary. And we've been seeing build-outs of 5G infrastructure for several years now, but we're certainly at the point where most carriers in -- around the top, I would say, GDP countries around the world are in the process of deploying their 5G infrastructure. That's kind of part 1. Part 2 is we're working with customers on how they can monetize their 5G investments. We're doing that through our mobile IoT control center business, which has nearly 200 million IoT devices on it.</w:t>
-      </w:r>
-    </w:p>
-    <w:p>
-      <w:pPr>
-        <w:spacing w:before="40"/>
-      </w:pPr>
-      <w:r>
-        <w:t>We were the first to actually qualify on a 5G SA. We were the first to qualify a 5G connected car. And we will actually use that knowledge to actually extend that into that private 5G domain that I was just describing, which is yet another area where our CSP customers can generate net new revenue. And then last, but certainly not least, is you would think of the core of the mobile infrastructure is the mobile core. In 4G world, it was called the EPC, and this is where all of your billing and your subscription and the really experience for your mobile phone exists. And so we are -- continue to be a market leader in that space. We have over 1 billion consumers on our 4G network. T-Mobile in the U.S. with over 100 million subscribers is working on our converged 4G, 5G core. And we're very excited about the technology we've built in that space.</w:t>
+        <w:t>I -- so I don't think so because we're a relatively small player in the optical market today. Worldwide -- in the U.S., we're probably like a 10% player. Worldwide, we're probably like a 5% to 6% player. Between routing and switching, we're 40% type player in the market. So if we can attach those ZR optics to routers and switches that we sell and make that part of the selling proposition and do that competitively, then we, I think, can effectively expand our optical footprint through the ZR. And so it's not a shrinking of the TAM, in my view. It's a shift of the TAM from optical into routing. And then we can expand that because we certainly have a bigger footprint in routing than we do in optical.</w:t>
       </w:r>
     </w:p>
     <w:p>
@@ -584,7 +848,7 @@
         <w:spacing w:before="40"/>
       </w:pPr>
       <w:r>
-        <w:t>And I guess one of the things when we talk to industry participants about the -- basically the generations of wireless technology, they've been these 10-year cycles. And so 3G to 4G. We're only a few years into 5G. And what do you see as really the differences? And where do you think we are in this fifth generation?</w:t>
+        <w:t>And what do you think of as maybe a plan B should the Acacia deal not get approved, how do you plan on tackling the ZR opportunity?</w:t>
       </w:r>
     </w:p>
     <w:p>
@@ -595,7 +859,7 @@
         <w:rPr>
           <w:b/>
         </w:rPr>
-        <w:t>Jonathan Davidson</w:t>
+        <w:t>Bill Gartner</w:t>
       </w:r>
       <w:r>
         <w:t xml:space="preserve">   </w:t>
@@ -605,7 +869,7 @@
           <w:i/>
           <w:sz w:val="18"/>
         </w:rPr>
-        <w:t>Former Executive VP and GM of Enterprise Networking, Cloud &amp; Mass-Scale Infrastructure Group</w:t>
+        <w:t>Senior VP &amp; GM of Optical Systems and Optics</w:t>
       </w:r>
     </w:p>
     <w:p>
@@ -613,7 +877,7 @@
         <w:spacing w:before="40"/>
       </w:pPr>
       <w:r>
-        <w:t>Yes. We think of 4G is predominantly has been about the ability to provide new connectivity and really 5G is about experiences. And with the massive amount of bandwidth that has been made available or in certain countries are still being made available depending upon your city or geography, there's going to be a whole new set of experiences that can come along with that. For example, private networks for cellular spectrum is not new. That's been around -- we have over 100 private 4G customers in the world today. However, we certainly expect to have significantly more than that in the 5G world because of the time that we've taken to build the infrastructure necessary to offer this as a cloud-based service. We think that, that in conjunction with the additional capacity with the conjunction of also the need for high-value asset tracking is really, really, really important.</w:t>
+        <w:t>So first of all, I'm not planning on a plan B at this point. We are confident that Acacia is going to get approved. But we are -- we always have an OEM option available to us. And even in the example of something like Luxtera optic that we would develop inside the data center, we generally have 2 sources of supply. So 1 of those might be outside Cisco, 1 might be inside Cisco, and we do that for supply chain integrity reasons as much as anything. So the plan B would always be to work with other players, including Acacia and make it an OEM model.</w:t>
       </w:r>
     </w:p>
     <w:p>
@@ -642,7 +906,7 @@
         <w:spacing w:before="40"/>
       </w:pPr>
       <w:r>
-        <w:t>And I guess one of the terms that we've been hearing that maybe isn't strictly 5G related, but has come up more in the context of 5G networks is mobile edge compute. And that feels like that's something that's probably more Cisco oriented that you probably have some role. If you could maybe elaborate on what you think that term means and what it means to Cisco?</w:t>
+        <w:t>So that makes maybe for a good pivot in terms of how you're thinking about the inside the data center optics market in that that's an opportunity where maybe Cisco's position isn't as well appreciated because of your relatively small exposure to hyperscale. But could you maybe give us a perspective of what you see going on inside the data center in terms of optics?</w:t>
       </w:r>
     </w:p>
     <w:p>
@@ -653,7 +917,7 @@
         <w:rPr>
           <w:b/>
         </w:rPr>
-        <w:t>Jonathan Davidson</w:t>
+        <w:t>Bill Gartner</w:t>
       </w:r>
       <w:r>
         <w:t xml:space="preserve">   </w:t>
@@ -663,7 +927,7 @@
           <w:i/>
           <w:sz w:val="18"/>
         </w:rPr>
-        <w:t>Former Executive VP and GM of Enterprise Networking, Cloud &amp; Mass-Scale Infrastructure Group</w:t>
+        <w:t>Senior VP &amp; GM of Optical Systems and Optics</w:t>
       </w:r>
     </w:p>
     <w:p>
@@ -671,7 +935,63 @@
         <w:spacing w:before="40"/>
       </w:pPr>
       <w:r>
-        <w:t>Mobile edge compute, specifically?</w:t>
+        <w:t>Yes. So obviously, there's the hyperscale market and then there's the broader enterprise data center market, an SP data center market. 100 gig is ubiquitously deployed now in a variety of flavors. You can see everything from multimode to single-mode, 2 broad categories, but you can see things like PSM4, CWDM4, LR4 and so many different flavors of 100 gig have been adopted. And that, in some sense, fragmented the industry because the supply chain is basically -- supply chain is being developers of that technology and manufacturers of it, basically had to divide themselves to say, am I going to align around CWDM4, PSM4, FR, LR or what or whatnot, or multimode. And I think that largely speaking, that -- first of all, I expect 100 gig is going to have a very long tail. That 100-gig market has certainly matured for guys like web players, many of the service providers, but has not even begun for service providers in any meaningful way -- I'm sorry, for enterprises in any meaningful way.</w:t>
+      </w:r>
+    </w:p>
+    <w:p>
+      <w:pPr>
+        <w:spacing w:before="40"/>
+      </w:pPr>
+      <w:r>
+        <w:t>So that is going to have a very long tail, like we still sell a ton of 1 gig, 10 gig, it's going to have a tail like that for enterprises. And I think the industry has done a very good job of driving down the cost of 100 gig. We're not quite at $1 per gig, which is what the web scale players would like to see, but it's certainly been driven down.</w:t>
+      </w:r>
+    </w:p>
+    <w:p>
+      <w:pPr>
+        <w:spacing w:before="40"/>
+      </w:pPr>
+      <w:r>
+        <w:t>We're introducing, actually, we would have been demoing this at OFC. We're introducing a next-generation 100-gig solution, which is a single wavelength 100 gig. Almost everything to date, everything to date in the industry has been typically 4 channels of 25 gig that put 100 gigs worth of capacity onto a fiber. And the reason you want to try to get to a single wavelength is that the laser is a big part of the bomb, the base -- the laser cost a lot. So if you have 4 of them, it's going to cost more than 1. And there have been lots of technical challenges in getting to a single wavelength of 100 gig versus 4 25 gig. But we are now introducing that. It's called the 100-gig FR, and we were introducing that, we were demoing at OFC. We'll have that in the market later this year at some very, very aggressive reaches for customers like 10-kilometer and 20-kilometer reaches, which are fantastic performance. So I do expect that we'll see some customers transition to that optic. And the reason that Optic is also attractive is that when customers move to 400 gig, there's basically 2 flavors of 400 gig that are emerging here. One is called DR4 and one is FR4. And the DR4 is you can think of it as 4 fingers, 4 parallel fingers, each 1 has 100 gig. And the question is what goes on the other end of that?</w:t>
+      </w:r>
+    </w:p>
+    <w:p>
+      <w:pPr>
+        <w:spacing w:before="40"/>
+      </w:pPr>
+      <w:r>
+        <w:t>Well, you can put another 400-gig DR4 at the other end of that or you could attach it to a 100-gig port and fan it out 4x. That 100-gig port needs to be the 100-gig FR that we're introducing now.</w:t>
+      </w:r>
+    </w:p>
+    <w:p>
+      <w:pPr>
+        <w:spacing w:before="40"/>
+      </w:pPr>
+      <w:r>
+        <w:t>So that 100-gig FR will have applications not only for customers that want to try to drive to a different cost point, but also for customers that want to fan out 400 gig in their data centers.</w:t>
+      </w:r>
+    </w:p>
+    <w:p>
+      <w:pPr>
+        <w:spacing w:before="40"/>
+      </w:pPr>
+      <w:r>
+        <w:t>I expect 400 gig will start to see some meaningful deployment in second half of this year.</w:t>
+      </w:r>
+    </w:p>
+    <w:p>
+      <w:pPr>
+        <w:spacing w:before="40"/>
+      </w:pPr>
+      <w:r>
+        <w:t>I think that the industry has been much more cautious about jumping to 400 gig, given the 100 gig experience, which was, again, very fragmented, and there were a lot of adoption pains with 100 gig that, I think, we've learned a lot of hard lessons as an industry and won't be repeated at 400 gig.</w:t>
+      </w:r>
+    </w:p>
+    <w:p>
+      <w:pPr>
+        <w:spacing w:before="40"/>
+      </w:pPr>
+      <w:r>
+        <w:t>And I think, frankly, the customers are more cautious as well about how quickly they're going to commit an architecture to 400 gig before they see the supply chain stabilize around 400 gig. So I kind of expect like second half, we'll start to see that pick up.</w:t>
       </w:r>
     </w:p>
     <w:p>
@@ -697,13 +1017,21 @@
     </w:p>
     <w:p>
       <w:pPr>
+        <w:spacing w:before="40"/>
+      </w:pPr>
+      <w:r>
+        <w:t>Now one of the things we've heard about the 400-gig switches is that in the case of a fully equipped switch, the optics will represent roughly 70% of the value with essentially the chassis and line cards, the other 30%, whereas it's almost the reverse in 100-gig platform. And there's been some debate as to this particular topic. And maybe if you could just weigh in on how 400-gig optics within the switch compared to the 100-gig cycle?</w:t>
+      </w:r>
+    </w:p>
+    <w:p>
+      <w:pPr>
         <w:spacing w:before="240"/>
       </w:pPr>
       <w:r>
         <w:rPr>
           <w:b/>
         </w:rPr>
-        <w:t>Jonathan Davidson</w:t>
+        <w:t>Bill Gartner</w:t>
       </w:r>
       <w:r>
         <w:t xml:space="preserve">   </w:t>
@@ -713,7 +1041,7 @@
           <w:i/>
           <w:sz w:val="18"/>
         </w:rPr>
-        <w:t>Former Executive VP and GM of Enterprise Networking, Cloud &amp; Mass-Scale Infrastructure Group</w:t>
+        <w:t>Senior VP &amp; GM of Optical Systems and Optics</w:t>
       </w:r>
     </w:p>
     <w:p>
@@ -721,7 +1049,7 @@
         <w:spacing w:before="40"/>
       </w:pPr>
       <w:r>
-        <w:t>Yes. So I think mobile edge compute is often a overused term. I'd like to just refer to it as we want to be able to move storage and compute closer to where either the humans or the things need the service. And there's lots of different use cases for that. So first of all, and the most critical, obviously, is a lot of the Internet traffic today is video. So offering a better video service to customers can be achieved by moving the CDN closer to the customer themselves. So that would be the content delivery network.</w:t>
+        <w:t>Yes. So the -- I mean, the rough math is what you said, Simon, the rough math, if you go back to 10 gig, the optic represented about 10% of the cost. The port was 90% of the cost. And at 100 gig, it's about 50-50. It's about 50% was in the 100-gig optic. That's come down a bit, but it's certainly moving in the direction. And it's a permanent shift. It's not like just an adoption issue or a learning curve issue. The relative cost of the optic is increasing relative to the port. And at 400 gig, it's certainly going to be more than 50%. It may be upwards of 70%, but it's certainly more than 50%, like I'm willing to stake my -- place a bet on that, that that's a fairly stable state is it will be more than 50%. And part of the reason is that the silicon guys have done a great job in driving much, much more capacity into ASICs. We've got 10 terabit ASICs now going to 25 terabit ASICs that basically, I mean, at some level, if you think about an ASIC cost is an ASIC cost. When you go from 10 to 25, the ASIC cost doesn't go 2x or 2.5x. And so they've driven down the cost per bit by cramming more and more into the ASIC, thanks to Moore's Law. And then so they've driven down that effective cost per bit, the optics costs have not come down as fast. They've come down, but they have not come down as fast. And the reason is that optics isn't just an ASIC. It's got all this other stuff like lasers and discrete components and fiber coupling that you have to do in order to get the optic to work. So it's a more complicated development, manufacturing and assembly process.</w:t>
       </w:r>
     </w:p>
     <w:p>
@@ -729,15 +1057,7 @@
         <w:spacing w:before="40"/>
       </w:pPr>
       <w:r>
-        <w:t>Once you have that computing storage closer to the consumer, you can actually start to do more interesting things with it. You could deliver gaming services more closely or you can actually think about the traffic going in the other direction. Instead of the traffic going towards the consumer, the traffic can come from things up to the edge and you could actually do processing at the edge to do one of the few things. One, decrease the amount of bandwidth going back to the core of the network or create intelligence at the edge of the network so that those things can take the next appropriate action.</w:t>
-      </w:r>
-    </w:p>
-    <w:p>
-      <w:pPr>
-        <w:spacing w:before="40"/>
-      </w:pPr>
-      <w:r>
-        <w:t>And so we're big believers in the edge. We're big believers in the fact that you need to move storage and compute closer to the users. In fact, here in our booth, we're showing in partnership with several different technology partners, a set of use cases that can be utilized more effectively for delivering these types of services and applications.</w:t>
+        <w:t>And so those costs have come down, and they will continue to come down with things like silicon photonics, but they're not coming down at the same rate as the port costs. And so relatively speaking, as you go from 100 gig to 400 gig to 800 gig, the relative cost of the optic is increasing compared with the port cost.</w:t>
       </w:r>
     </w:p>
     <w:p>
@@ -766,7 +1086,7 @@
         <w:spacing w:before="40"/>
       </w:pPr>
       <w:r>
-        <w:t>Now one of the interesting aspects that we hear in terms of 5G use cases is around private wireless networks. And so it does come as if operator spending doesn't grow that fast. And so many of the players in this market space have talked about private networks as the real growth driver and sort of the inflection. How do you view these kinds of opportunities predominantly, I presume, with enterprises for private wireless networks? What does this mean to Cisco?</w:t>
+        <w:t>And do you believe that silicon photonics will really make that big a difference given that ahead of the OFC or around OFC, we've seen a number of announcements from traditional transceiver makers offering 400-gig platforms that are not using the same kind of technology that Cisco intends to use or has used. Is there a meaningful change in terms of features, function or even cost in terms of the design if it's a standardized pluggable?</w:t>
       </w:r>
     </w:p>
     <w:p>
@@ -777,7 +1097,7 @@
         <w:rPr>
           <w:b/>
         </w:rPr>
-        <w:t>Jonathan Davidson</w:t>
+        <w:t>Bill Gartner</w:t>
       </w:r>
       <w:r>
         <w:t xml:space="preserve">   </w:t>
@@ -787,7 +1107,7 @@
           <w:i/>
           <w:sz w:val="18"/>
         </w:rPr>
-        <w:t>Former Executive VP and GM of Enterprise Networking, Cloud &amp; Mass-Scale Infrastructure Group</w:t>
+        <w:t>Senior VP &amp; GM of Optical Systems and Optics</w:t>
       </w:r>
     </w:p>
     <w:p>
@@ -795,7 +1115,7 @@
         <w:spacing w:before="40"/>
       </w:pPr>
       <w:r>
-        <w:t>Yes. So let's just start from the top. As mentioned, we have over 400 different 4G enterprise deployments. Now it sounds like a lot, but in some cases because people didn't really think that there were private 4G networks, but it's mostly mining operations and things where they're far away from  public infrastructure. When you move to 5G, we think that there is an ability for 5G private networks as well as WiFi 6 to live in conjunction. So if you take a manufacturing facility, and you think about mass scale customization. So I need to potentially reconfigure my factory every few days in order to run a different set of mass customization of products for a set of consumers.</w:t>
+        <w:t>So first of all, I don't want to come across as religious about silicon photonics. It's an area that we think is -- has a lot of headroom for improvement in the cost structure and in things like how much can you bring into the silicon photonics ASIC.</w:t>
       </w:r>
     </w:p>
     <w:p>
@@ -803,7 +1123,7 @@
         <w:spacing w:before="40"/>
       </w:pPr>
       <w:r>
-        <w:t>Doing that when everything is fixed, not like fixed in place, but their connectivity is fixed makes things significantly more challenging. So we need to be able to understand how we can go and deliver these services in a way that's not only simple to deploy, but actually enables the carriers to go and actually offer this to all of their customers.</w:t>
+        <w:t>But if somebody came along tomorrow and said, look, we've got an Indian phosphide solution that's half the cost of silicon photonics, we would jump on that immediately. We're not going to be really just about the technology. We do believe that silicon photonics has a -- is on a trend to get to better cost points and better power points. And so I think long term, initially, we're going to see 400-gig solutions out there that use very conventional technologies.</w:t>
       </w:r>
     </w:p>
     <w:p>
@@ -811,7 +1131,7 @@
         <w:spacing w:before="40"/>
       </w:pPr>
       <w:r>
-        <w:t>They have the spectrum necessary. They have the ability to do the on-premise RF management. And now we're giving the ability in a very simple way, offer a net new service to their customers that they have not been able to offer before. So we think that there's a lot of potential around private 5G, but we're still very early in this market.</w:t>
+        <w:t>And I think longer term, we're certainly working to integrate more and more of the function into the ASICs, the photonic ASIC and the electrical ASIC in order to minimize the bomb effectively, minimize the number of parts you have in the bomb. And silicon photonics offers that promise to be able to do that. And so I think longer term, it has an opportunity to get to a lower cost point and to a lower power.</w:t>
       </w:r>
     </w:p>
     <w:p>
@@ -840,7 +1160,15 @@
         <w:spacing w:before="40"/>
       </w:pPr>
       <w:r>
-        <w:t>And I guess two follow-ups to that. One is, how big is this market in the sense of -- keep hearing about this as sort of the holy grail of 5G, but it hasn't come through. Is it just that new audience [ meeting ] us and the investment team, we're not patient enough? Or is there something more to it? What makes this really worth the investment?</w:t>
+        <w:t>So I wanted to pivot to the more traditional systems business. So it's well known that you've secured a piece of business with the metro project, Verizon, that you share with one of your competitors.</w:t>
+      </w:r>
+    </w:p>
+    <w:p>
+      <w:pPr>
+        <w:spacing w:before="40"/>
+      </w:pPr>
+      <w:r>
+        <w:t>And when we looked at this optical systems market, it seems to be consolidating among the biggest 3 players, and you're not among the biggest 3 players, unfortunately. So how do you think about your fit strategically and competitively in what has been the more traditional business for optical systems, primarily selling to service providers?</w:t>
       </w:r>
     </w:p>
     <w:p>
@@ -851,7 +1179,7 @@
         <w:rPr>
           <w:b/>
         </w:rPr>
-        <w:t>Jonathan Davidson</w:t>
+        <w:t>Bill Gartner</w:t>
       </w:r>
       <w:r>
         <w:t xml:space="preserve">   </w:t>
@@ -861,7 +1189,7 @@
           <w:i/>
           <w:sz w:val="18"/>
         </w:rPr>
-        <w:t>Former Executive VP and GM of Enterprise Networking, Cloud &amp; Mass-Scale Infrastructure Group</w:t>
+        <w:t>Senior VP &amp; GM of Optical Systems and Optics</w:t>
       </w:r>
     </w:p>
     <w:p>
@@ -869,7 +1197,7 @@
         <w:spacing w:before="40"/>
       </w:pPr>
       <w:r>
-        <w:t>Well, I've never heard that the investment community is not patient. That's the first time for me. So I'm surprised by that potential option. Seriously, though, when we're thinking about this, first of all, you have to build the network [indiscernible] a telco or a CSP, you have to build a network to win the consumer. And right now, it's a competitive imperative, 5G is exciting and consumers are going to make decisions based upon the 5G service that they're going to deliver.</w:t>
+        <w:t>Yes. So optical systems for Cisco is a -- I would say, as we look at the portfolio for service provider, we obviously have edge routing and access routing and core routing and cable and optical and automation and mobility. And optical helps fill up that portfolio. But Cisco is not going to stand up and say, we want to be #1 in optical. That's not a goal of Cisco. We'll play for optical opportunities, as they help us expand the overall opportunity for Cisco. So as an example of PLDT, PLDT was a huge win for us in the Philippines, a nationwide network build out. PLDT said, I want an IP plus optical solution. I'm going to buy an IP plus optical solution. So you need to bring both. And that was a perfect opportunity for Cisco to put together both and say, we can deliver you an IP optical solution that a stand-alone optical vendor can't deliver and a stand-alone router vendor can't deliver.</w:t>
       </w:r>
     </w:p>
     <w:p>
@@ -877,7 +1205,15 @@
         <w:spacing w:before="40"/>
       </w:pPr>
       <w:r>
-        <w:t>However, most consumers are not willing to pay more for their 5G service. So the profitability of 5G by many people's beliefs is going to be around net new service creation. And one of those big net new services to be created is going to be around private 5G.  How big the market is? There's lots of analysts out there throwing out a lot of numbers. I would just say that it's still very early, but we believe that it's going to be an important market. And we put a lot of energy over the past 2 years from an engineering perspective to build something that can be deployed and scaled worldwide.</w:t>
+        <w:t>In the case of Verizon, I think we had early -- and Ron Johnson is on the call here as well. We had early and intimate engagement with them where we actually influence their architecture. And I think we built a lot of trust with them. And fundamentally, I think it came down to they placed a bet on somebody as they were going to trust would be there for the long haul, and we'll be continuing to invest for the long haul in optical as well as routing. And if you remember, for Verizon, it included things like we have a packet optical solution. Verizon started out with basically looking at an OTN architecture, saying, we just want to build an OTN architecture. And we work with them very deeply in looking at their service needs and their expansion, their -- what they anticipated the network seeing over the next few years. And we jointly came to the conclusion that OTN architecture would not scale. It was the wrong answer for them. Basically, next-generation SONET was just the wrong answer. And that they really needed to be betting on a packet-based solution. And then that led to a conversation around, what I do with my TDM services? My TDM services have to be carried on an OTN or a SONET infrastructure today. And we came up with an architecture to migrate their TDM services, whether it's OTN or T1 or an E3 to a packet-based infrastructure, TDM to IP. And so we worked very deeply with Verizon on a number of architectural challenges, but there was a linkage to the packet and routing portfolio as well. It was not purely optical. Now it's turned out to be a massive, massive deployment for us for optical.</w:t>
+      </w:r>
+    </w:p>
+    <w:p>
+      <w:pPr>
+        <w:spacing w:before="40"/>
+      </w:pPr>
+      <w:r>
+        <w:t>But it's basically, we built credibility with them over time by looking at the architecture very holistically and not getting sort of pigeonholed into it's got to look like an OTN solution or a DWDM only solution because that's all I have in my portfolio.</w:t>
       </w:r>
     </w:p>
     <w:p>
@@ -906,7 +1242,7 @@
         <w:spacing w:before="40"/>
       </w:pPr>
       <w:r>
-        <w:t>Now the other aspect that we're hearing more and more about in 5G is around fixed wireless access. So this is using wireless as an alternative means to provide consumer broadband. So a number of operators have talked about initiatives. Could you put this in context for Cisco?</w:t>
+        <w:t>And did you have any OFC announcements related to the systems side of the business?</w:t>
       </w:r>
     </w:p>
     <w:p>
@@ -917,7 +1253,7 @@
         <w:rPr>
           <w:b/>
         </w:rPr>
-        <w:t>Jonathan Davidson</w:t>
+        <w:t>Bill Gartner</w:t>
       </w:r>
       <w:r>
         <w:t xml:space="preserve">   </w:t>
@@ -927,7 +1263,7 @@
           <w:i/>
           <w:sz w:val="18"/>
         </w:rPr>
-        <w:t>Former Executive VP and GM of Enterprise Networking, Cloud &amp; Mass-Scale Infrastructure Group</w:t>
+        <w:t>Senior VP &amp; GM of Optical Systems and Optics</w:t>
       </w:r>
     </w:p>
     <w:p>
@@ -935,7 +1271,15 @@
         <w:spacing w:before="40"/>
       </w:pPr>
       <w:r>
-        <w:t>Absolutely. Well, the technology stack that we've built, whether it's an on-premise technology stack through our traditional mobile core model or whether it's through private 5G as a service, there's not a whole lot difference between a private 5G service and a fixed wireless access from a technology perspective. And so we certainly believe that when, I would say, post the consumer's network being deployed,  we're about to see a lot of interest. And we're seeing that in certain geographies like in the U.S., where fixed wireless access in certain specific geographies where a telco may not have fixed -- or may not have a fixed wireline network where they're using fixed wireless to go and capture market share. And we think that is absolutely going to continue and then that market is going to become more competitive over time.</w:t>
+        <w:t>I think most of the OFC announcements were demonstrations of things like ZR technology, for instance, of some of our 400-gig portfolio.</w:t>
+      </w:r>
+    </w:p>
+    <w:p>
+      <w:pPr>
+        <w:spacing w:before="40"/>
+      </w:pPr>
+      <w:r>
+        <w:t>I think it was more along the -- probably the ZR was where we had most of the -- most of the announcements.</w:t>
       </w:r>
     </w:p>
     <w:p>
@@ -964,7 +1308,7 @@
         <w:spacing w:before="40"/>
       </w:pPr>
       <w:r>
-        <w:t>So I want to pivot away from 5G specifically and talk a little bit about how your customer verticals have shifted, particularly with the advent of public cloud adoption. And so that represents, in some ways, partners and competitors to your traditional customers. How do you see the advent of the public cloud entities affecting your business overall?</w:t>
+        <w:t>Okay. So why don't we pause for a moment and ask the operator if we can poll for questions from folks dialed in on the call.</w:t>
       </w:r>
     </w:p>
     <w:p>
@@ -975,33 +1319,18 @@
         <w:rPr>
           <w:b/>
         </w:rPr>
-        <w:t>Jonathan Davidson</w:t>
-      </w:r>
-      <w:r>
-        <w:t xml:space="preserve">   </w:t>
-      </w:r>
-      <w:r>
-        <w:rPr>
-          <w:i/>
-          <w:sz w:val="18"/>
-        </w:rPr>
-        <w:t>Former Executive VP and GM of Enterprise Networking, Cloud &amp; Mass-Scale Infrastructure Group</w:t>
+        <w:t>Operator</w:t>
       </w:r>
     </w:p>
     <w:p>
       <w:pPr>
-        <w:spacing w:before="40"/>
+        <w:spacing w:before="240"/>
       </w:pPr>
       <w:r>
-        <w:t>So when we talk public cloud, we're talking hyperscalers for the most part. And so hyperscalers have had a significant positive impact on Cisco's business over the past several quarters. I think Chuck said in the last earnings call that in the last rolling 4 quarters that we've seen 100% growth year-over-year. I think that speaks to the fact that it's also very material, which is the next question. When you think about the overall percentage, I think we're right around 30% for web as it applies to the overall SP business. Because, as I mentioned earlier, web is part of SP and how we track it.</w:t>
-      </w:r>
-    </w:p>
-    <w:p>
-      <w:pPr>
-        <w:spacing w:before="40"/>
-      </w:pPr>
-      <w:r>
-        <w:t>And so it certainly is material to the business as well. Now private networks are still going to be built. There are workloads that only -- maybe not only for security or privacy reasons people want to keep on-premise, but also for cost reasons, people want to keep those workflows on-premise. That doesn't mean that there's not going to be significant growth in the public hyperscale space. We cannot expect to see that continue from a workload perspective, but we also expect to see the private data center space to be very healthy for the foreseeable future.</w:t>
+        <w:rPr>
+          <w:b/>
+        </w:rPr>
+        <w:t>[Operator Instructions]</w:t>
       </w:r>
     </w:p>
     <w:p>
@@ -1030,7 +1359,15 @@
         <w:spacing w:before="40"/>
       </w:pPr>
       <w:r>
-        <w:t>And it seems as if the terminology has shifted in the last year or so from hybrid cloud to multi-cloud. And I feel like there's a bit of a nuance that might not be well appreciated between hybrid and multi-cloud. Could you maybe unpack that a little bit for folks?</w:t>
+        <w:t>While the operator is checking, Bill, I've got somebody e-mailed me in a question actually.</w:t>
+      </w:r>
+    </w:p>
+    <w:p>
+      <w:pPr>
+        <w:spacing w:before="40"/>
+      </w:pPr>
+      <w:r>
+        <w:t>So we've heard in terms of the systems market, a number of companies talking about launching 800-gig platforms and a number of products launched with 600 gig. So there's sort of this one-upmanship out there. What's sort of Cisco's current state of the art? And how do you think about competing in that kind of race for faster speeds?</w:t>
       </w:r>
     </w:p>
     <w:p>
@@ -1041,7 +1378,7 @@
         <w:rPr>
           <w:b/>
         </w:rPr>
-        <w:t>Jonathan Davidson</w:t>
+        <w:t>Bill Gartner</w:t>
       </w:r>
       <w:r>
         <w:t xml:space="preserve">   </w:t>
@@ -1051,7 +1388,7 @@
           <w:i/>
           <w:sz w:val="18"/>
         </w:rPr>
-        <w:t>Former Executive VP and GM of Enterprise Networking, Cloud &amp; Mass-Scale Infrastructure Group</w:t>
+        <w:t>Senior VP &amp; GM of Optical Systems and Optics</w:t>
       </w:r>
     </w:p>
     <w:p>
@@ -1059,7 +1396,7 @@
         <w:spacing w:before="40"/>
       </w:pPr>
       <w:r>
-        <w:t>Sure. Well, the applications are distributed. And so while you might have your front end on 1 given public cloud, you might have your storage on another public cloud and then the actual customer data might actually be a private data center. So the multi-cloud aspect is really important. And this is actually one of the things where we've been spending a lot of time specifically around what we call full stack observability. So when you're disaggregating your applications in such a manner, you need to want to make sure you have the appropriate security, you need to make sure that you understand the performance of those applications to your business. And this is where things like AppD come into play. But also you need to understand is that if there's a problem with an application, is it the application, or is the network between my user and the application. And this is where things like ThousandEyes become so important to understand.</w:t>
+        <w:t>Yes. So thanks for asking that. I think there have been a number of announcements out there. You guys can probably name the guys that have done that.</w:t>
       </w:r>
     </w:p>
     <w:p>
@@ -1067,7 +1404,52 @@
         <w:spacing w:before="40"/>
       </w:pPr>
       <w:r>
-        <w:t>Think about the global footprint of all of the networks around the planet plus the hyperscalers and what's causing my application problem? Is it one of the transit providers? Is it my last mile provider? Or is it happening inside of the hyperscale network that's happening inside of the public cloud network? Is it a congestion issue or is it a problem with my database, right? So we can help the application owner very rapidly find out where the problem actually is and to resolve that problem very quickly.</w:t>
+        <w:t>I don't -- I have not seen anything deployed, frankly. I think a lot of these guys have been very aggressive in their announcements and their claims, for instance, deploying by fourth quarter of last year. I don't think anything has been deployed for 800 gig. And in fact, I don't expect to see that deployed anytime very soon from what I'm hearing from customers. I have not even seen it in customer labs, to be honest. But I think the bigger point here is we are deploying 600-gig solutions today. Those are in mass deployment. And we've been deploying that for about a year now. I think as you look at the network applications, there is this trade-off that always exists between capacity and distance. So as the capacity goes up from 100 to 200 to 400 to 800, the distance generally gets shorter. You can play some tricks to try to overcome that. But at some point you run it's a fundamental limit of physics. And so the real question is what's the application space for 600 gig or 800 gig, and it's a relatively small piece of the market. Like that is much more about bragging rights, in my view, than it is about meaningful applications.</w:t>
+      </w:r>
+    </w:p>
+    <w:p>
+      <w:pPr>
+        <w:spacing w:before="40"/>
+      </w:pPr>
+      <w:r>
+        <w:t>The sweet spot for the network is going to remain 200 gig, 300 gig, 400 gig. Those are going to be the real sweet spot for, like, a long-haul network or a metro regional network. You will see 800-gig applications or 600 gig in very short distance applications. But the big deployments of long-haul metro are going to require longer distances generally, and you will see 200, 300, 400 gig.</w:t>
+      </w:r>
+    </w:p>
+    <w:p>
+      <w:pPr>
+        <w:spacing w:before="40"/>
+      </w:pPr>
+      <w:r>
+        <w:t>The other thing -- so I'm not -- I don't think chasing -- like for us, it's not an objective to say, well, we need to come out with 1.6 terabits. That's not an objective. A much more important objective for us is to say, I think there's going to be a very significant shift to pluggables and routers with ZR kind of leading that charge, and then watching that and driving that innovation over time to drive down the cost for a pluggable and to drive up the application that it can serve, meaning longer distances. And so my focus will be on trying to expand the application domain for a 400-gig pluggable in a router and to drive down the cost of that as opposed to going to chase like can we -- if somebody says they can do 800 gig, can I do 1.2 terabits to 1.6 terabit, that's not the game we're chasing. Ron, you are on. Do you want to add anything to that?</w:t>
+      </w:r>
+    </w:p>
+    <w:p>
+      <w:pPr>
+        <w:spacing w:before="240"/>
+      </w:pPr>
+      <w:r>
+        <w:rPr>
+          <w:b/>
+        </w:rPr>
+        <w:t>Ron Johnson</w:t>
+      </w:r>
+      <w:r>
+        <w:t xml:space="preserve">   </w:t>
+      </w:r>
+      <w:r>
+        <w:rPr>
+          <w:i/>
+          <w:sz w:val="18"/>
+        </w:rPr>
+        <w:t>Former Senior Director of Optical Systems</w:t>
+      </w:r>
+    </w:p>
+    <w:p>
+      <w:pPr>
+        <w:spacing w:before="40"/>
+      </w:pPr>
+      <w:r>
+        <w:t>Yes. I think the other dynamic that's important to think about here is that we're approaching the channel limit. And these technologies are not -- as we incrementally increase the bit rate and play games with a BAUD rate, we may be able to get away with fewer wavelengths to fill the C-band, but we're not necessarily getting more capacity into the C-band. And so cost, in this case, becomes a very important factor, right? And if it's significantly more to increase the BAUD rate or change the bit rate to address this, it doesn't necessarily mean that it yields a lower-cost solution. The lower-cost solution could be yielded by more wavelengths at a commoditized price point or at a price point that has a very strong component base and integrated components.</w:t>
       </w:r>
     </w:p>
     <w:p>
@@ -1096,7 +1478,15 @@
         <w:spacing w:before="40"/>
       </w:pPr>
       <w:r>
-        <w:t>Now in this space, I want to follow up in that. It seems as if Cisco is one of the very, very few companies that touches multiple aspects of the cloud, of the infrastructure. And so you can make this argument of having complete visibility this idea of a full stack, yet it seems as if in many aspects the buyers are buying point solutions. Why is the market behaving the way it is in solving the problem with point solutions instead of going to this full stack? Is it too immature? Is that an issue?</w:t>
+        <w:t>Well, great. So as we're coming up on the top of the hour, I want to thank Bill and Ron, and Emily for joining us.</w:t>
+      </w:r>
+    </w:p>
+    <w:p>
+      <w:pPr>
+        <w:spacing w:before="40"/>
+      </w:pPr>
+      <w:r>
+        <w:t>Bill, I'd like to just give you an opportunity maybe in closing to sort of soundbite this. And what I mean is, so optics obviously an important part of Cisco's business, missed an opportunity to meet and hear from you at the OFC trade show. So given the nature of, let's say, a financial analyst audience, if there was some soundbite you wanted to make sure people left this call with, how would you like to wrap it up?</w:t>
       </w:r>
     </w:p>
     <w:p>
@@ -1107,7 +1497,7 @@
         <w:rPr>
           <w:b/>
         </w:rPr>
-        <w:t>Jonathan Davidson</w:t>
+        <w:t>Bill Gartner</w:t>
       </w:r>
       <w:r>
         <w:t xml:space="preserve">   </w:t>
@@ -1117,7 +1507,7 @@
           <w:i/>
           <w:sz w:val="18"/>
         </w:rPr>
-        <w:t>Former Executive VP and GM of Enterprise Networking, Cloud &amp; Mass-Scale Infrastructure Group</w:t>
+        <w:t>Senior VP &amp; GM of Optical Systems and Optics</w:t>
       </w:r>
     </w:p>
     <w:p>
@@ -1125,7 +1515,7 @@
         <w:spacing w:before="40"/>
       </w:pPr>
       <w:r>
-        <w:t>I think the full stack observability is a term hasn't existed for very long. But I think it exists this way because we've started from solving point problems. And I think people are just in the last 12 to 24 months realizing that there is a broader problem that needs to be solved, and that is the disaggregation of the application. And now that we live in this multi-cloud world, how do I make sure that I'm delivering the customer experience. And the delivery of that customer experience isn't just the application on the phone. It's all of the capabilities behind that, and it's been very challenging in the past to be able to decompose and understand where the challenges might have been.</w:t>
+        <w:t>I would say that, first of all, thank you all for your time today. I appreciate that very much.</w:t>
       </w:r>
     </w:p>
     <w:p>
@@ -1133,7 +1523,7 @@
         <w:spacing w:before="40"/>
       </w:pPr>
       <w:r>
-        <w:t>And so we're -- we think that as time moves forward, the application developer is not going to be a network expert. They're not -- today, they're not going to be. What we need to be able to do is help them narrow down very rapidly what the challenges are so they can fix the problem. So we see more convergence in this space over time. specifically around helping people understand that full stack.</w:t>
+        <w:t>And I would say that optics -- keep your eye on optics because I think optics can actually drive architectural transitions in networks, whether it's inside a data center or outside the data center as opposed to just follow those transitions. That, I think, is a very key point for how we're thinking about optics.</w:t>
       </w:r>
     </w:p>
     <w:p>
@@ -1162,7 +1552,7 @@
         <w:spacing w:before="40"/>
       </w:pPr>
       <w:r>
-        <w:t>And how do you see this changing your line of business, if at all?</w:t>
+        <w:t>Well, great. Well, folks, thank you very much for joining us. We're just coming up on the hour. Sorry about the challenge some had dialing in. We hope to address that in the future calls. And Bill, Ron, Emily, thanks for joining us. I hope everybody has a good safe weekend. Thanks.</w:t>
       </w:r>
     </w:p>
     <w:p>
@@ -1173,7 +1563,7 @@
         <w:rPr>
           <w:b/>
         </w:rPr>
-        <w:t>Jonathan Davidson</w:t>
+        <w:t>Bill Gartner</w:t>
       </w:r>
       <w:r>
         <w:t xml:space="preserve">   </w:t>
@@ -1183,7 +1573,7 @@
           <w:i/>
           <w:sz w:val="18"/>
         </w:rPr>
-        <w:t>Former Executive VP and GM of Enterprise Networking, Cloud &amp; Mass-Scale Infrastructure Group</w:t>
+        <w:t>Senior VP &amp; GM of Optical Systems and Optics</w:t>
       </w:r>
     </w:p>
     <w:p>
@@ -1191,23 +1581,7 @@
         <w:spacing w:before="40"/>
       </w:pPr>
       <w:r>
-        <w:t>For the mass-scale infrastructure, we are going to do our best to continue to give out the telemetry needed so that we can provide the right level of data so that you can look at that full stack. We are still going to focus on moving bits very rapidly at a very cost-effective place and also make sure that it's automated. But we're also having conversations with people about how we can make sure the network is more driven by APIs as well.</w:t>
-      </w:r>
-    </w:p>
-    <w:p>
-      <w:pPr>
-        <w:spacing w:before="40"/>
-      </w:pPr>
-      <w:r>
-        <w:t>So if I see that there is a challenge on the network, I want to be able to dynamically change pass as the application owner that sits on the edge of the network. And today, I don't have that ability. It's a very coarse-grained control. And if I see that there's a challenge, I have to call someone or open a ticket and have them physically reconfigure a device so that, that traffic can get moved somewhere else. That should be more dynamic in nature.</w:t>
-      </w:r>
-    </w:p>
-    <w:p>
-      <w:pPr>
-        <w:spacing w:before="40"/>
-      </w:pPr>
-      <w:r>
-        <w:t>And today, it requires blackout situations in order for network traffic to move. But we think in brownout situations that there should be a better response to the availability and resiliency and SLAs inside of the global infrastructure that could be managed more tightly than what's happening today. So that's my job is to provide that visibility and that transparency, that API capability through our automation suite but then it's up to the application developer to take advantage of it.</w:t>
+        <w:t>Thanks, Simon. Thanks, everybody.</w:t>
       </w:r>
     </w:p>
     <w:p>
@@ -1218,17 +1592,7 @@
         <w:rPr>
           <w:b/>
         </w:rPr>
-        <w:t>Simon Leopold</w:t>
-      </w:r>
-      <w:r>
-        <w:t xml:space="preserve">   </w:t>
-      </w:r>
-      <w:r>
-        <w:rPr>
-          <w:i/>
-          <w:sz w:val="18"/>
-        </w:rPr>
-        <w:t>Raymond James &amp; Associates, Inc.</w:t>
+        <w:t>Operator</w:t>
       </w:r>
     </w:p>
     <w:p>
@@ -1236,1235 +1600,7 @@
         <w:spacing w:before="40"/>
       </w:pPr>
       <w:r>
-        <w:t>So I want to pivot to several questions that were addressed on the earnings call. I want to put the answers or have answers that are in the context of your business unit. So I hate to use this phrase supply chain. But basically, every earnings call we've gone through, we have to talk about supply chain. Pushed it off until now, but inevitably, people want to know. So could you talk specifically to your business unit, what you're experiencing in terms of supply chain constraints and what you're doing to respond to those?</w:t>
-      </w:r>
-    </w:p>
-    <w:p>
-      <w:pPr>
-        <w:spacing w:before="240"/>
-      </w:pPr>
-      <w:r>
-        <w:rPr>
-          <w:b/>
-        </w:rPr>
-        <w:t>Jonathan Davidson</w:t>
-      </w:r>
-      <w:r>
-        <w:t xml:space="preserve">   </w:t>
-      </w:r>
-      <w:r>
-        <w:rPr>
-          <w:i/>
-          <w:sz w:val="18"/>
-        </w:rPr>
-        <w:t>Former Executive VP and GM of Enterprise Networking, Cloud &amp; Mass-Scale Infrastructure Group</w:t>
-      </w:r>
-    </w:p>
-    <w:p>
-      <w:pPr>
-        <w:spacing w:before="40"/>
-      </w:pPr>
-      <w:r>
-        <w:t>Absolutely. Well, with my -- the supply chain constraints in my business are really no different than the rest of Cisco. And I think Scott and Chuck have both said it very well around what the challenges are, it certainly is, over the last 18 months, been the most challenging supply chain of my career being in the space for over 27 years. And so we certainly are seeing more predictability come into the space, but we certainly would like to see significantly more improvements. And I think that goes for anybody who's in the hardware domain, whether you're in mass-scale infrastructure or any other parts of Cisco's business.</w:t>
-      </w:r>
-    </w:p>
-    <w:p>
-      <w:pPr>
-        <w:spacing w:before="240"/>
-      </w:pPr>
-      <w:r>
-        <w:rPr>
-          <w:b/>
-        </w:rPr>
-        <w:t>Simon Leopold</w:t>
-      </w:r>
-      <w:r>
-        <w:t xml:space="preserve">   </w:t>
-      </w:r>
-      <w:r>
-        <w:rPr>
-          <w:i/>
-          <w:sz w:val="18"/>
-        </w:rPr>
-        <w:t>Raymond James &amp; Associates, Inc.</w:t>
-      </w:r>
-    </w:p>
-    <w:p>
-      <w:pPr>
-        <w:spacing w:before="40"/>
-      </w:pPr>
-      <w:r>
-        <w:t>Great. It looks like we've got a question, a hand raised. So if we can unmute Sami Badri, do you want to ask a question?</w:t>
-      </w:r>
-    </w:p>
-    <w:p>
-      <w:pPr>
-        <w:spacing w:before="240"/>
-      </w:pPr>
-      <w:r>
-        <w:rPr>
-          <w:b/>
-        </w:rPr>
-        <w:t>Ahmed Sami Badri</w:t>
-      </w:r>
-      <w:r>
-        <w:t xml:space="preserve">   </w:t>
-      </w:r>
-      <w:r>
-        <w:rPr>
-          <w:i/>
-          <w:sz w:val="18"/>
-        </w:rPr>
-        <w:t>Crédit Suisse AG</w:t>
-      </w:r>
-    </w:p>
-    <w:p>
-      <w:pPr>
-        <w:spacing w:before="40"/>
-      </w:pPr>
-      <w:r>
-        <w:t>Yes, please. I -- Jonathan, just first, I want to give a shot to make sure that you've answered all the comments on supply chain before we kind of just jump on something else you talked about earlier. Have you kind of given the remarks just to check?</w:t>
-      </w:r>
-    </w:p>
-    <w:p>
-      <w:pPr>
-        <w:spacing w:before="240"/>
-      </w:pPr>
-      <w:r>
-        <w:rPr>
-          <w:b/>
-        </w:rPr>
-        <w:t>Jonathan Davidson</w:t>
-      </w:r>
-      <w:r>
-        <w:t xml:space="preserve">   </w:t>
-      </w:r>
-      <w:r>
-        <w:rPr>
-          <w:i/>
-          <w:sz w:val="18"/>
-        </w:rPr>
-        <w:t>Former Executive VP and GM of Enterprise Networking, Cloud &amp; Mass-Scale Infrastructure Group</w:t>
-      </w:r>
-    </w:p>
-    <w:p>
-      <w:pPr>
-        <w:spacing w:before="40"/>
-      </w:pPr>
-      <w:r>
-        <w:t>Yes, I'm all done on the supply chain side.</w:t>
-      </w:r>
-    </w:p>
-    <w:p>
-      <w:pPr>
-        <w:spacing w:before="240"/>
-      </w:pPr>
-      <w:r>
-        <w:rPr>
-          <w:b/>
-        </w:rPr>
-        <w:t>Ahmed Sami Badri</w:t>
-      </w:r>
-      <w:r>
-        <w:t xml:space="preserve">   </w:t>
-      </w:r>
-      <w:r>
-        <w:rPr>
-          <w:i/>
-          <w:sz w:val="18"/>
-        </w:rPr>
-        <w:t>Crédit Suisse AG</w:t>
-      </w:r>
-    </w:p>
-    <w:p>
-      <w:pPr>
-        <w:spacing w:before="40"/>
-      </w:pPr>
-      <w:r>
-        <w:t>I want to go back to some of the product order mix and some of these technologies and new opportunities you're talking about with 5G, mobile edge, private networks et cetera, and even just the idea of a killer app. When we go back to your product mix and specifically service provider product orders, what percentage of those orders are actually going towards new applications, new technologies versus what percentage of those orders are going just to continue to support older infrastructure, older apps?</w:t>
-      </w:r>
-    </w:p>
-    <w:p>
-      <w:pPr>
-        <w:spacing w:before="240"/>
-      </w:pPr>
-      <w:r>
-        <w:rPr>
-          <w:b/>
-        </w:rPr>
-        <w:t>Jonathan Davidson</w:t>
-      </w:r>
-      <w:r>
-        <w:t xml:space="preserve">   </w:t>
-      </w:r>
-      <w:r>
-        <w:rPr>
-          <w:i/>
-          <w:sz w:val="18"/>
-        </w:rPr>
-        <w:t>Former Executive VP and GM of Enterprise Networking, Cloud &amp; Mass-Scale Infrastructure Group</w:t>
-      </w:r>
-    </w:p>
-    <w:p>
-      <w:pPr>
-        <w:spacing w:before="40"/>
-      </w:pPr>
-      <w:r>
-        <w:t>So a great question. We don't necessarily break it out that way. It would be difficult to do that in any kind of meaningful fashion. So what we stay focused on is obviously keeping our existing customers very happy.  So that they continue to fill up line cards into their existing [ cases ]. But we also are laser-focused on new franchises and new use cases. And so I think I've said this before, take hyperscale as an example.  When we go and win a use case in a hyperscale account, we're typically winning 1 use case like a top-of-rack switch or an aggregation switch or a data center interconnect router or a peering router. There's a number of different roles, and you have to win each of them one at a time. And then when there's technology transitions, there's opportunity to -- for typically where they will look at new vendors.</w:t>
-      </w:r>
-    </w:p>
-    <w:p>
-      <w:pPr>
-        <w:spacing w:before="40"/>
-      </w:pPr>
-      <w:r>
-        <w:t>So we live in a good time right now where the people are making their 400-gig decisions. And so we've been laser-focused on making sure that we have the right technology at the right time to do that. But that's happening in the SP domain as well. I mean we're at Mobile World Congress. Obviously, a lot of those conversations are happening here, talking not only about 5G and what we can do in helping customers with ORAN and our backhaul, but also just how they're transitioning to a 400-gig infrastructure in what we're calling routed optical networking as well.</w:t>
-      </w:r>
-    </w:p>
-    <w:p>
-      <w:pPr>
-        <w:spacing w:before="240"/>
-      </w:pPr>
-      <w:r>
-        <w:rPr>
-          <w:b/>
-        </w:rPr>
-        <w:t>Ahmed Sami Badri</w:t>
-      </w:r>
-      <w:r>
-        <w:t xml:space="preserve">   </w:t>
-      </w:r>
-      <w:r>
-        <w:rPr>
-          <w:i/>
-          <w:sz w:val="18"/>
-        </w:rPr>
-        <w:t>Crédit Suisse AG</w:t>
-      </w:r>
-    </w:p>
-    <w:p>
-      <w:pPr>
-        <w:spacing w:before="40"/>
-      </w:pPr>
-      <w:r>
-        <w:t>Got it. One other question, if I may as well. You made a reference earlier to, at some point, investments need to go from wireless into wireline. When you think about what all the carriers and other service providers are trying to achieve, where are they holding that accountable? Where are they in this transition? Have they shifted now into more infrastructure-based investments to do more with data centers and routing? Or are they still so focused on radio access network, wireless, et cetera.</w:t>
-      </w:r>
-    </w:p>
-    <w:p>
-      <w:pPr>
-        <w:spacing w:before="240"/>
-      </w:pPr>
-      <w:r>
-        <w:rPr>
-          <w:b/>
-        </w:rPr>
-        <w:t>Jonathan Davidson</w:t>
-      </w:r>
-      <w:r>
-        <w:t xml:space="preserve">   </w:t>
-      </w:r>
-      <w:r>
-        <w:rPr>
-          <w:i/>
-          <w:sz w:val="18"/>
-        </w:rPr>
-        <w:t>Former Executive VP and GM of Enterprise Networking, Cloud &amp; Mass-Scale Infrastructure Group</w:t>
-      </w:r>
-    </w:p>
-    <w:p>
-      <w:pPr>
-        <w:spacing w:before="40"/>
-      </w:pPr>
-      <w:r>
-        <w:t>Yes. So I think my exact point was that mobile networks aren't mobile for very long. They become wireline networks and carriers have to invest in both the wireless network portions or the radio as well as the wired network, almost simultaneously. Because if they have a new radio and the radio is advertising that it has 5G connectivity and you go and you do a speed test and it's slower than your 4G network, what you have is a cranky 5G customer. And so it's important to not only have a new radio but also to have a new backhaul or metro network in order to give the right level of capability that the customer expects when they buy into this new experience. So hopefully, that answers your question. If not, let me know.</w:t>
-      </w:r>
-    </w:p>
-    <w:p>
-      <w:pPr>
-        <w:spacing w:before="240"/>
-      </w:pPr>
-      <w:r>
-        <w:rPr>
-          <w:b/>
-        </w:rPr>
-        <w:t>Simon Leopold</w:t>
-      </w:r>
-      <w:r>
-        <w:t xml:space="preserve">   </w:t>
-      </w:r>
-      <w:r>
-        <w:rPr>
-          <w:i/>
-          <w:sz w:val="18"/>
-        </w:rPr>
-        <w:t>Raymond James &amp; Associates, Inc.</w:t>
-      </w:r>
-    </w:p>
-    <w:p>
-      <w:pPr>
-        <w:spacing w:before="40"/>
-      </w:pPr>
-      <w:r>
-        <w:t>So one of the things that Cisco has been reporting quarterly is the order growth. So that's been quite extraordinary, presumably your business unit is seeing similar kinds of order patterns. When we think about the lead times, what kind of lead times did you have historically, so pre-pandemic, and how does that compare to the lead times and visibility you have today?</w:t>
-      </w:r>
-    </w:p>
-    <w:p>
-      <w:pPr>
-        <w:spacing w:before="240"/>
-      </w:pPr>
-      <w:r>
-        <w:rPr>
-          <w:b/>
-        </w:rPr>
-        <w:t>Jonathan Davidson</w:t>
-      </w:r>
-      <w:r>
-        <w:t xml:space="preserve">   </w:t>
-      </w:r>
-      <w:r>
-        <w:rPr>
-          <w:i/>
-          <w:sz w:val="18"/>
-        </w:rPr>
-        <w:t>Former Executive VP and GM of Enterprise Networking, Cloud &amp; Mass-Scale Infrastructure Group</w:t>
-      </w:r>
-    </w:p>
-    <w:p>
-      <w:pPr>
-        <w:spacing w:before="40"/>
-      </w:pPr>
-      <w:r>
-        <w:t>Yes. So the lead time is really -- it depends upon the individual products. So if I have, let's say, for example, one of my routers is the NCS family. But inside of the NCS family, I'm going to have literally hundreds, if not thousands of different product IDs or SKUs for customers to order. And the lead time can vary based upon each and every single one of those SKUs because it really comes down to the specific supply chain challenge. So if there are 1,000 parts that go into a line card, and I'm missing 1 of them, I don't get to shift that line card. So it really is where are the challenges that we're facing and what can we ship? I'll give you 1 great example where we have a cell site router product, and we were unable to -- we're having a supply chain challenge with 1 particular component that prevented us from being able to ship copper ports. Most of the ports are fiber ports. And we have 1 customer that -- we said, Hey, we're going to have to push out because we got decommits from one of our suppliers.</w:t>
-      </w:r>
-    </w:p>
-    <w:p>
-      <w:pPr>
-        <w:spacing w:before="40"/>
-      </w:pPr>
-      <w:r>
-        <w:t>And they said, we don't need the copper ports. Why don't you -- can you rebuild the product for me without those? And we said we can't rebuild it, but we can take those copper ports off. We have to change the software. Have to change a little bit of hardware, but we can then ship to you those things next month, and they said, fine, ship them. So we are trying to be as dynamic as possible, which is putting a lot of strain on the hardware team and a lot of strain on the software team to be able to go and meet the customer's exact requirements. And we're being very flexible and thank you to all your customers out there who are being very flexible to help us with that particular challenge. And again, that was a transient issue. That was a transient issue for a few months that we were able to resolve, but these things pop up and they go away pretty rapidly.</w:t>
-      </w:r>
-    </w:p>
-    <w:p>
-      <w:pPr>
-        <w:spacing w:before="240"/>
-      </w:pPr>
-      <w:r>
-        <w:rPr>
-          <w:b/>
-        </w:rPr>
-        <w:t>Simon Leopold</w:t>
-      </w:r>
-      <w:r>
-        <w:t xml:space="preserve">   </w:t>
-      </w:r>
-      <w:r>
-        <w:rPr>
-          <w:i/>
-          <w:sz w:val="18"/>
-        </w:rPr>
-        <w:t>Raymond James &amp; Associates, Inc.</w:t>
-      </w:r>
-    </w:p>
-    <w:p>
-      <w:pPr>
-        <w:spacing w:before="40"/>
-      </w:pPr>
-      <w:r>
-        <w:t>So is it unreasonable for analysts to ask about sort of the average lead times because I appreciate it's going to vary by product. And I feel like I've heard anecdotes that lead times have gone from 12 weeks to 52 weeks for some things off in 6 months. So I'm looking for some quantification of what's typical.</w:t>
-      </w:r>
-    </w:p>
-    <w:p>
-      <w:pPr>
-        <w:spacing w:before="240"/>
-      </w:pPr>
-      <w:r>
-        <w:rPr>
-          <w:b/>
-        </w:rPr>
-        <w:t>Jonathan Davidson</w:t>
-      </w:r>
-      <w:r>
-        <w:t xml:space="preserve">   </w:t>
-      </w:r>
-      <w:r>
-        <w:rPr>
-          <w:i/>
-          <w:sz w:val="18"/>
-        </w:rPr>
-        <w:t>Former Executive VP and GM of Enterprise Networking, Cloud &amp; Mass-Scale Infrastructure Group</w:t>
-      </w:r>
-    </w:p>
-    <w:p>
-      <w:pPr>
-        <w:spacing w:before="40"/>
-      </w:pPr>
-      <w:r>
-        <w:t>Yes. So certainly, some of our suppliers are in the 50, 52 week and in some of the case, beyond. So that means that we're having to place orders at that lead time. So we're placing order for that lead time, that means that for some of our components potentially that are lead time from products. If they exceed our already forecasted demand, they're going to be outside of that window as well. So think of it as a rolling demand that you have to have. And if you misjudge on 1 component, then that stops up the whole challenge.</w:t>
-      </w:r>
-    </w:p>
-    <w:p>
-      <w:pPr>
-        <w:spacing w:before="40"/>
-      </w:pPr>
-      <w:r>
-        <w:t>So lead times are definitely at an all-time high. And it's always fair to ask those questions. It's never good -- I'm never going to tell you it's not fair to ask a question, it's a very difficult question to answer with any sort of specificity other than in this space, the lead time is the longest that I've had in my career.</w:t>
-      </w:r>
-    </w:p>
-    <w:p>
-      <w:pPr>
-        <w:spacing w:before="240"/>
-      </w:pPr>
-      <w:r>
-        <w:rPr>
-          <w:b/>
-        </w:rPr>
-        <w:t>Simon Leopold</w:t>
-      </w:r>
-      <w:r>
-        <w:t xml:space="preserve">   </w:t>
-      </w:r>
-      <w:r>
-        <w:rPr>
-          <w:i/>
-          <w:sz w:val="18"/>
-        </w:rPr>
-        <w:t>Raymond James &amp; Associates, Inc.</w:t>
-      </w:r>
-    </w:p>
-    <w:p>
-      <w:pPr>
-        <w:spacing w:before="40"/>
-      </w:pPr>
-      <w:r>
-        <w:t>I see we've got a question on the line from [ Peter ] [indiscernible]. [ Peter ], did you want to ask a question?</w:t>
-      </w:r>
-    </w:p>
-    <w:p>
-      <w:pPr>
-        <w:spacing w:before="240"/>
-      </w:pPr>
-      <w:r>
-        <w:rPr>
-          <w:b/>
-        </w:rPr>
-        <w:t>Unknown Analyst</w:t>
-      </w:r>
-    </w:p>
-    <w:p>
-      <w:pPr>
-        <w:spacing w:before="40"/>
-      </w:pPr>
-      <w:r>
-        <w:t>Yes. Thank you, Simon. So some people talk about optical becoming a larger portion, if not the majority of cloud networking spend in the future. When I look at this 100% order growth over the last 12 months for cloud, does that already reflect this higher optical mix? Or are those optical orders this richer mix of optical? Is that still in front of us?</w:t>
-      </w:r>
-    </w:p>
-    <w:p>
-      <w:pPr>
-        <w:spacing w:before="40"/>
-      </w:pPr>
-      <w:r>
-        <w:t>And I actually have a quick follow-on also related to optical. Just as we think about 5G, you talked about bandwidth, metro network built to the traditional wireline. But when I look at the 5G RAN, there's actually more fiber in that as well. With the ORAN coming on and some of the more standard components, sort of hope to use more standard components. I'm curious, does Cisco have more opportunity in the RAN because of your position in optical and frankly, opening up your silicon to kind of white box networking devices. That's it.</w:t>
-      </w:r>
-    </w:p>
-    <w:p>
-      <w:pPr>
-        <w:spacing w:before="240"/>
-      </w:pPr>
-      <w:r>
-        <w:rPr>
-          <w:b/>
-        </w:rPr>
-        <w:t>Jonathan Davidson</w:t>
-      </w:r>
-      <w:r>
-        <w:t xml:space="preserve">   </w:t>
-      </w:r>
-      <w:r>
-        <w:rPr>
-          <w:i/>
-          <w:sz w:val="18"/>
-        </w:rPr>
-        <w:t>Former Executive VP and GM of Enterprise Networking, Cloud &amp; Mass-Scale Infrastructure Group</w:t>
-      </w:r>
-    </w:p>
-    <w:p>
-      <w:pPr>
-        <w:spacing w:before="40"/>
-      </w:pPr>
-      <w:r>
-        <w:t>All right. Then that -- they're 2-parter . All right, I'll do my best to answer both parts. So I think, first of all, let's define what optical is. So we define optical as being different from optics. So optics are going to be the transceivers and optical will be the technology that actually moves the bits from point A to point B. Now our belief is that there is going to be a transition in the market towards what we call routed optical networking. And this means that takes traditional transponders and moves them from being a shelf or a separate box or a device and turns them into a pluggable optic which you then plug into a router.</w:t>
-      </w:r>
-    </w:p>
-    <w:p>
-      <w:pPr>
-        <w:spacing w:before="40"/>
-      </w:pPr>
-      <w:r>
-        <w:t>That's Phase 1. Phase 2 is you actually replace ROADMs that exist in the optical infrastructure with routers that have those same pluggable transponders. So you could think of it as -- and then Phase 3 is actually putting private line emulation onto that same infrastructure. But it depends on how you slice up the pie. Radio access networks themselves are between $30 billion and $40 billion a year depending on who you talk to. Optical can be between $10 billion to $15 billion a year. And then routing is below $10 billion a year, depending on who you talk to again it's from $8 billion to $10 billion a year from a TAM perspective.</w:t>
-      </w:r>
-    </w:p>
-    <w:p>
-      <w:pPr>
-        <w:spacing w:before="40"/>
-      </w:pPr>
-      <w:r>
-        <w:t>Now our belief is that the optical TAM will start to shift over time as routed optical networks becomes more prevalent because it will move from the optical domain into the optic transceiver market. Now it really -- where do people decide to put that -- those dollars? So my competition who can be in the legacy optical space to also build those optic transceivers.</w:t>
-      </w:r>
-    </w:p>
-    <w:p>
-      <w:pPr>
-        <w:spacing w:before="40"/>
-      </w:pPr>
-      <w:r>
-        <w:t>They may decide to keep that in the optical TAM, or they may decide to move that into their own routed channel. I can't control how they do it. There's been no clear demarcation in the market. And so it's difficult to say where the TAM is going to go. But what I can tell you is my belief is that the market will shift towards this new architecture because it's significantly more cost-effective to do that. So that was a long-winded answer to your first part of your question.</w:t>
-      </w:r>
-    </w:p>
-    <w:p>
-      <w:pPr>
-        <w:spacing w:before="40"/>
-      </w:pPr>
-      <w:r>
-        <w:t>And then the second part of your question was really around is ORAN an opportunity. I think any RAN is an opportunity. The reason why ORAN is an opportunity in addition is because if there are customers who have a desire to deploy ORAN technology, then that means that they're going to be talking to suppliers that are not legacy suppliers who are siloed and are trying to offer a single end-to-end package. Most of the ORAN suppliers, like an AltioStar, they're more willing to partner with a Cisco or other IP-only company. And so therefore, we have -- our addressable market is higher for those customers who are interested in ORAN-based technologies from what we've seen in the marketplace.</w:t>
-      </w:r>
-    </w:p>
-    <w:p>
-      <w:pPr>
-        <w:spacing w:before="40"/>
-      </w:pPr>
-      <w:r>
-        <w:t>So we're very we're very bullish on ORAN for the simple reason that it opens up a closed infrastructure of RAN. So a $30 billion to $40 billion RAN market is still closed, it's locked. And even though there are standards, people do not do any interoperability testing between vendors, which is fundamentally changing with ORAN, where the CSPs or telcos today are forcing vendors to interoperate their ORAN implementations, which is great for the industry because that will drive more rapid innovation, which will decrease costs, which means more connectivity from consumers and everybody benefits.</w:t>
-      </w:r>
-    </w:p>
-    <w:p>
-      <w:pPr>
-        <w:spacing w:before="240"/>
-      </w:pPr>
-      <w:r>
-        <w:rPr>
-          <w:b/>
-        </w:rPr>
-        <w:t>Simon Leopold</w:t>
-      </w:r>
-      <w:r>
-        <w:t xml:space="preserve">   </w:t>
-      </w:r>
-      <w:r>
-        <w:rPr>
-          <w:i/>
-          <w:sz w:val="18"/>
-        </w:rPr>
-        <w:t>Raymond James &amp; Associates, Inc.</w:t>
-      </w:r>
-    </w:p>
-    <w:p>
-      <w:pPr>
-        <w:spacing w:before="40"/>
-      </w:pPr>
-      <w:r>
-        <w:t>So Jonathan, I wanted to follow up on the first question about optics within the platform. Just to paraphrase to make sure I understand the answer, is that, I think in the past, we used to talk about on Ethernet platforms at 100-gig, maybe those ports those transceivers, where a minority of the total bill of materials of a fully configured switch. At 400-gig, it gets to be almost half of the bill of materials when fully configured. And the point I think you're making, and I want to make sure I understand you, is that you're not -- you don't really care how it gets counted, that it's all part of the solution to enable the switch and whether a bigger portion of the bill of materials is optical transceivers versus the other stuff isn't really a relevant question.</w:t>
-      </w:r>
-    </w:p>
-    <w:p>
-      <w:pPr>
-        <w:spacing w:before="240"/>
-      </w:pPr>
-      <w:r>
-        <w:rPr>
-          <w:b/>
-        </w:rPr>
-        <w:t>Jonathan Davidson</w:t>
-      </w:r>
-      <w:r>
-        <w:t xml:space="preserve">   </w:t>
-      </w:r>
-      <w:r>
-        <w:rPr>
-          <w:i/>
-          <w:sz w:val="18"/>
-        </w:rPr>
-        <w:t>Former Executive VP and GM of Enterprise Networking, Cloud &amp; Mass-Scale Infrastructure Group</w:t>
-      </w:r>
-    </w:p>
-    <w:p>
-      <w:pPr>
-        <w:spacing w:before="40"/>
-      </w:pPr>
-      <w:r>
-        <w:t>Well, I think it's important to understand because it's -- you'll have to ask your other people like me and other vendors, how they slice and dice things. But I do think that the net effect is what you call. So I would go back to 10 gig going all the way to 400 gig. And back in the 10-gig world, over 80% of the cost was in the router or the switch and the rest of it was in the optic. You go to 400 gig and it's pushing much more towards more than 50%. Now not all optics are created equally. So you have short-reach optics, you have kind of median reach. You've got long reach, you have extra-long reach like you've got -- then you've got something that's at a digital coherent optic which is more expensive. So depending upon all 400 gig ports are not created equally, but it's a short reach port, significantly less cost than a digital coherent 400-gig port. So it depends what you're plugging in to get that ratio right.</w:t>
-      </w:r>
-    </w:p>
-    <w:p>
-      <w:pPr>
-        <w:spacing w:before="240"/>
-      </w:pPr>
-      <w:r>
-        <w:rPr>
-          <w:b/>
-        </w:rPr>
-        <w:t>Simon Leopold</w:t>
-      </w:r>
-      <w:r>
-        <w:t xml:space="preserve">   </w:t>
-      </w:r>
-      <w:r>
-        <w:rPr>
-          <w:i/>
-          <w:sz w:val="18"/>
-        </w:rPr>
-        <w:t>Raymond James &amp; Associates, Inc.</w:t>
-      </w:r>
-    </w:p>
-    <w:p>
-      <w:pPr>
-        <w:spacing w:before="40"/>
-      </w:pPr>
-      <w:r>
-        <w:t>Great. No, I appreciate that. I think that's helpful clarification. Now I wanted to also ask about within your business unit, the specifics of Cisco's software transition. And so many of us are familiar with the product cycle around the Catalyst 9000 in the enterprise switching that has a software subscription business model. And we understand, I think, the broader scope of Cisco with more software, more recurring revenue, could you take us down to mass-scale infrastructure and help us appreciate the software narrative within your business?</w:t>
-      </w:r>
-    </w:p>
-    <w:p>
-      <w:pPr>
-        <w:spacing w:before="240"/>
-      </w:pPr>
-      <w:r>
-        <w:rPr>
-          <w:b/>
-        </w:rPr>
-        <w:t>Jonathan Davidson</w:t>
-      </w:r>
-      <w:r>
-        <w:t xml:space="preserve">   </w:t>
-      </w:r>
-      <w:r>
-        <w:rPr>
-          <w:i/>
-          <w:sz w:val="18"/>
-        </w:rPr>
-        <w:t>Former Executive VP and GM of Enterprise Networking, Cloud &amp; Mass-Scale Infrastructure Group</w:t>
-      </w:r>
-    </w:p>
-    <w:p>
-      <w:pPr>
-        <w:spacing w:before="40"/>
-      </w:pPr>
-      <w:r>
-        <w:t>Absolutely. So we started right around 4 years ago to transition all of our new products over to this new software-based model, which is pretty similar to what the enterprise team was doing at the time. And I'll go -- if you go into the -- the way things were a decade ago, you would sell a router and generally significantly less than 10% of the router cost that we sold it for was in software, significantly less than 10%.</w:t>
-      </w:r>
-    </w:p>
-    <w:p>
-      <w:pPr>
-        <w:spacing w:before="40"/>
-      </w:pPr>
-      <w:r>
-        <w:t>What we've transitioned to is with our new routers that we've been bringing to market over the last 4 years, as we shipped new routing devices or new families, we shifted anywhere between 40% to 60% of that cost of the ASP to software. And then we made a portion of that 40% to 60% renewable a term-based license.</w:t>
-      </w:r>
-    </w:p>
-    <w:p>
-      <w:pPr>
-        <w:spacing w:before="40"/>
-      </w:pPr>
-      <w:r>
-        <w:t>And so people could buy a 3-year license or they could go beyond that. On average, they've been doing more than just over 3 years. And so we're coming up -- starting in this -- our fiscal year. So we're halfway through our fiscal year, that those early renewals are coming on now. We didn't do it technology area. We did it new product by new product introduction. So what that means  it's a very slow ramp because if we launched a new cell site router, only that cell site router was impacted.</w:t>
-      </w:r>
-    </w:p>
-    <w:p>
-      <w:pPr>
-        <w:spacing w:before="40"/>
-      </w:pPr>
-      <w:r>
-        <w:t>And you have the same cycles that you have to go through with any new product. You have to talk to the customer about it. you have to get a design win, they have to go and test it for 12 months, and then they put it in the network and then they roll it out. So that takes 18 months. So you changed the pricing model 4 years ago, it took 1.5 years to really start for that product, and we've been slowly doing it. And ever since that all new products that we've come out with have moved to this model. So it's about -- it will take years for this to fully ship, but we're happy that we're on the path.</w:t>
-      </w:r>
-    </w:p>
-    <w:p>
-      <w:pPr>
-        <w:spacing w:before="240"/>
-      </w:pPr>
-      <w:r>
-        <w:rPr>
-          <w:b/>
-        </w:rPr>
-        <w:t>Simon Leopold</w:t>
-      </w:r>
-      <w:r>
-        <w:t xml:space="preserve">   </w:t>
-      </w:r>
-      <w:r>
-        <w:rPr>
-          <w:i/>
-          <w:sz w:val="18"/>
-        </w:rPr>
-        <w:t>Raymond James &amp; Associates, Inc.</w:t>
-      </w:r>
-    </w:p>
-    <w:p>
-      <w:pPr>
-        <w:spacing w:before="40"/>
-      </w:pPr>
-      <w:r>
-        <w:t>And what's the customer reaction been? How do they see it? And I guess the other thing I want to understand is I know the pitch on the enterprise side was it separated the life cycle of the hardware from the software. Is it any different for your line of business?</w:t>
-      </w:r>
-    </w:p>
-    <w:p>
-      <w:pPr>
-        <w:spacing w:before="240"/>
-      </w:pPr>
-      <w:r>
-        <w:rPr>
-          <w:b/>
-        </w:rPr>
-        <w:t>Jonathan Davidson</w:t>
-      </w:r>
-      <w:r>
-        <w:t xml:space="preserve">   </w:t>
-      </w:r>
-      <w:r>
-        <w:rPr>
-          <w:i/>
-          <w:sz w:val="18"/>
-        </w:rPr>
-        <w:t>Former Executive VP and GM of Enterprise Networking, Cloud &amp; Mass-Scale Infrastructure Group</w:t>
-      </w:r>
-    </w:p>
-    <w:p>
-      <w:pPr>
-        <w:spacing w:before="40"/>
-      </w:pPr>
-      <w:r>
-        <w:t>Well, you have to have a conversation about value. And we never have that conversation with regards to software that sat inside of an embedded router before. And so it also is part of our disaggregation story. So in December of 2019, we came out publicly discussing the fact that you could just buy our software. And if we didn't make this transition, people would say, Oh, well, I'm just going to buy a white box and your software is basically free, so I'm just going to buy the software. So we -- no, no, no. There is significant intellectual property in our software, we believe it's the best software for network operating systems on the planet. Here is the true value for that software. And the customers fundamentally agree with that. And even the customers who went down the path of white box and they're still willing to pay for our software, they're paying a very healthy premium for Cisco iOS software.</w:t>
-      </w:r>
-    </w:p>
-    <w:p>
-      <w:pPr>
-        <w:spacing w:before="40"/>
-      </w:pPr>
-      <w:r>
-        <w:t>And so the conversation isn't a challenging conversation, but the conversations had to happen. But once you got past this, it's like, hey, do you want to pay for the additional innovation. They've got an extremely large software team every day that are building new features and new capabilities into this network OS. And if they don't want the new value, they don't have to pay us for it. But if they want the new value, they have to pay us for it.</w:t>
-      </w:r>
-    </w:p>
-    <w:p>
-      <w:pPr>
-        <w:spacing w:before="240"/>
-      </w:pPr>
-      <w:r>
-        <w:rPr>
-          <w:b/>
-        </w:rPr>
-        <w:t>Simon Leopold</w:t>
-      </w:r>
-      <w:r>
-        <w:t xml:space="preserve">   </w:t>
-      </w:r>
-      <w:r>
-        <w:rPr>
-          <w:i/>
-          <w:sz w:val="18"/>
-        </w:rPr>
-        <w:t>Raymond James &amp; Associates, Inc.</w:t>
-      </w:r>
-    </w:p>
-    <w:p>
-      <w:pPr>
-        <w:spacing w:before="40"/>
-      </w:pPr>
-      <w:r>
-        <w:t>I want to follow up on that. Because I feel like in many of the conversations Cisco has talked about Silicon One, the chipsets as a breakthrough business model. We'll sell you our ASICs. I've heard last about this software aspect. And I guess I want to get an understanding of, is it material? Is it a breakthrough? And is it something where the customer can buy your software and run it on somebody else's platforms or their own platform, because that's maybe not so clear.</w:t>
-      </w:r>
-    </w:p>
-    <w:p>
-      <w:pPr>
-        <w:spacing w:before="240"/>
-      </w:pPr>
-      <w:r>
-        <w:rPr>
-          <w:b/>
-        </w:rPr>
-        <w:t>Jonathan Davidson</w:t>
-      </w:r>
-      <w:r>
-        <w:t xml:space="preserve">   </w:t>
-      </w:r>
-      <w:r>
-        <w:rPr>
-          <w:i/>
-          <w:sz w:val="18"/>
-        </w:rPr>
-        <w:t>Former Executive VP and GM of Enterprise Networking, Cloud &amp; Mass-Scale Infrastructure Group</w:t>
-      </w:r>
-    </w:p>
-    <w:p>
-      <w:pPr>
-        <w:spacing w:before="40"/>
-      </w:pPr>
-      <w:r>
-        <w:t>Right. So 100%, you can go and buy our IOS XR software and run it on a third-party device. Now it's not as simple as buying a PC and getting windows to run on it. It's a complex engineering key. So there's a lot of integration work that has to happen in order to make that work. And so you have to be able to -- and they have to pay us for that integration. It doesn't come for free. So the really the question for the whoever does this model is can they amortize the cost of the software and the integration over just buying an integrated system? And some of them can because they have such scale that it makes sense to do that. And so we absolutely, I would say that it has been a good business for us to be in. And it also just shows our willingness to participate in all different business models. And that flexibility makes customers feel good.</w:t>
-      </w:r>
-    </w:p>
-    <w:p>
-      <w:pPr>
-        <w:spacing w:before="240"/>
-      </w:pPr>
-      <w:r>
-        <w:rPr>
-          <w:b/>
-        </w:rPr>
-        <w:t>Simon Leopold</w:t>
-      </w:r>
-      <w:r>
-        <w:t xml:space="preserve">   </w:t>
-      </w:r>
-      <w:r>
-        <w:rPr>
-          <w:i/>
-          <w:sz w:val="18"/>
-        </w:rPr>
-        <w:t>Raymond James &amp; Associates, Inc.</w:t>
-      </w:r>
-    </w:p>
-    <w:p>
-      <w:pPr>
-        <w:spacing w:before="40"/>
-      </w:pPr>
-      <w:r>
-        <w:t>So is it taking too big a leap to tribute the growth you've had in hyperscale with this shift in the business model? Are they synonymous events? Or...</w:t>
-      </w:r>
-    </w:p>
-    <w:p>
-      <w:pPr>
-        <w:spacing w:before="240"/>
-      </w:pPr>
-      <w:r>
-        <w:rPr>
-          <w:b/>
-        </w:rPr>
-        <w:t>Jonathan Davidson</w:t>
-      </w:r>
-      <w:r>
-        <w:t xml:space="preserve">   </w:t>
-      </w:r>
-      <w:r>
-        <w:rPr>
-          <w:i/>
-          <w:sz w:val="18"/>
-        </w:rPr>
-        <w:t>Former Executive VP and GM of Enterprise Networking, Cloud &amp; Mass-Scale Infrastructure Group</w:t>
-      </w:r>
-    </w:p>
-    <w:p>
-      <w:pPr>
-        <w:spacing w:before="40"/>
-      </w:pPr>
-      <w:r>
-        <w:t>I would say the willingness to transact in any business model definitely has had a extremely positive impact with hyperscale. And I think the facts we reiterated on the earnings call about how many of each one we're working with different business models. But we all of the business models have seen success in the hyperscalers, and we're happy to continue down that model. Because really it comes down to choice and no one wanting to feel locked in to us [indiscernible]. Some people don't want to be locked in silicon. Some people don't want to be locked in on systems. Some people don't want to be locked in on software. So you have -- as long as you can offer flexibility across it, then they feel more comfortable with you.</w:t>
-      </w:r>
-    </w:p>
-    <w:p>
-      <w:pPr>
-        <w:spacing w:before="240"/>
-      </w:pPr>
-      <w:r>
-        <w:rPr>
-          <w:b/>
-        </w:rPr>
-        <w:t>Simon Leopold</w:t>
-      </w:r>
-      <w:r>
-        <w:t xml:space="preserve">   </w:t>
-      </w:r>
-      <w:r>
-        <w:rPr>
-          <w:i/>
-          <w:sz w:val="18"/>
-        </w:rPr>
-        <w:t>Raymond James &amp; Associates, Inc.</w:t>
-      </w:r>
-    </w:p>
-    <w:p>
-      <w:pPr>
-        <w:spacing w:before="40"/>
-      </w:pPr>
-      <w:r>
-        <w:t>So I have to imagine there was a lot of internal debate about going down this path, evident that you decided to do the disaggregated model. When you sort of reflect back, what do you see as really the trade-offs because in a sense, you may be giving up opportunities to sell larger solutions, how do you sort of solve this debate internally?</w:t>
-      </w:r>
-    </w:p>
-    <w:p>
-      <w:pPr>
-        <w:spacing w:before="240"/>
-      </w:pPr>
-      <w:r>
-        <w:rPr>
-          <w:b/>
-        </w:rPr>
-        <w:t>Jonathan Davidson</w:t>
-      </w:r>
-      <w:r>
-        <w:t xml:space="preserve">   </w:t>
-      </w:r>
-      <w:r>
-        <w:rPr>
-          <w:i/>
-          <w:sz w:val="18"/>
-        </w:rPr>
-        <w:t>Former Executive VP and GM of Enterprise Networking, Cloud &amp; Mass-Scale Infrastructure Group</w:t>
-      </w:r>
-    </w:p>
-    <w:p>
-      <w:pPr>
-        <w:spacing w:before="40"/>
-      </w:pPr>
-      <w:r>
-        <w:t>Actually we are not -- it was not a long debate. It was a pretty quick debate, where we came together and we said, Hey, we think the market needs this. Everyone said, okay, and we moved forward.  Changing your back-end IT systems to work with all these new models took significantly longer than actually making the decision to do it. And when you meet the customer where they want to be, they are going to be happy with you. And if you don't, they're not going to do business with you anyway. And it actually, I think, we've created significantly more opportunity for us by being flexible than if we were to have remained as a systems-only company. So I think it was absolutely the right decision, and I'm glad we went down that path.</w:t>
-      </w:r>
-    </w:p>
-    <w:p>
-      <w:pPr>
-        <w:spacing w:before="240"/>
-      </w:pPr>
-      <w:r>
-        <w:rPr>
-          <w:b/>
-        </w:rPr>
-        <w:t>Simon Leopold</w:t>
-      </w:r>
-      <w:r>
-        <w:t xml:space="preserve">   </w:t>
-      </w:r>
-      <w:r>
-        <w:rPr>
-          <w:i/>
-          <w:sz w:val="18"/>
-        </w:rPr>
-        <w:t>Raymond James &amp; Associates, Inc.</w:t>
-      </w:r>
-    </w:p>
-    <w:p>
-      <w:pPr>
-        <w:spacing w:before="40"/>
-      </w:pPr>
-      <w:r>
-        <w:t>Great. So I had a couple more questions just specific to the routing business. So sort of the bread and butter of mass-scale infrastructure. And this maybe sort of touches on 1 of the earlier questions, but it's this idea that traffic has been growing dramatically, and the router market has been flat to down, flat to down, flat to down. And I think the investment community has all been waiting for this inflection point, which we haven't seen. And so it feels as if it's always on the horizon. And I have to imagine that now that Cisco has introduced price increases that  foundation of 5G has been placed in the radios. Can you give us some sense of how to think about the growth of whether you want to talk about your business or the market? How should we think about that?</w:t>
-      </w:r>
-    </w:p>
-    <w:p>
-      <w:pPr>
-        <w:spacing w:before="240"/>
-      </w:pPr>
-      <w:r>
-        <w:rPr>
-          <w:b/>
-        </w:rPr>
-        <w:t>Jonathan Davidson</w:t>
-      </w:r>
-      <w:r>
-        <w:t xml:space="preserve">   </w:t>
-      </w:r>
-      <w:r>
-        <w:rPr>
-          <w:i/>
-          <w:sz w:val="18"/>
-        </w:rPr>
-        <w:t>Former Executive VP and GM of Enterprise Networking, Cloud &amp; Mass-Scale Infrastructure Group</w:t>
-      </w:r>
-    </w:p>
-    <w:p>
-      <w:pPr>
-        <w:spacing w:before="40"/>
-      </w:pPr>
-      <w:r>
-        <w:t>Well, I think we could just go back to the Q1 and Q2 earnings report where the Internet for the Future space is 50% growth in Q1 and 42% growth. And that's revenue growth, even in a sort of a challenged supply chain environment. And I think that speaks volumes about where we are in the industry. And I think Chuck also said on the earnings call about how we saw growth across all geographies as well, right? So we're definitely seeing the fact that we've got a great portfolio regardless of whether you're a CSP or a hyperscaler or a Fortune 100 company that's building out their own infrastructure, and we have the right solution at the right time.</w:t>
-      </w:r>
-    </w:p>
-    <w:p>
-      <w:pPr>
-        <w:spacing w:before="40"/>
-      </w:pPr>
-      <w:r>
-        <w:t>And we -- I think -- and I've heard this from customers. I've heard this from -- certainly, those who've been in the industry for a long time, that this is the best portfolio they've seen across the market, across the board from cell site router to core router in the history of the company.</w:t>
-      </w:r>
-    </w:p>
-    <w:p>
-      <w:pPr>
-        <w:spacing w:before="240"/>
-      </w:pPr>
-      <w:r>
-        <w:rPr>
-          <w:b/>
-        </w:rPr>
-        <w:t>Simon Leopold</w:t>
-      </w:r>
-      <w:r>
-        <w:t xml:space="preserve">   </w:t>
-      </w:r>
-      <w:r>
-        <w:rPr>
-          <w:i/>
-          <w:sz w:val="18"/>
-        </w:rPr>
-        <w:t>Raymond James &amp; Associates, Inc.</w:t>
-      </w:r>
-    </w:p>
-    <w:p>
-      <w:pPr>
-        <w:spacing w:before="40"/>
-      </w:pPr>
-      <w:r>
-        <w:t>Which leads nicely to my next question, which was you've got the breadth of a portfolio. Are you seeing variations in market segments, specifically core seems like it's been slow. Metro sounds like there's more activity. And maybe this is artificial and it's the market researchers who want to segment the market. But what sort of variation do you see in the different subsegments of the routing market?</w:t>
-      </w:r>
-    </w:p>
-    <w:p>
-      <w:pPr>
-        <w:spacing w:before="240"/>
-      </w:pPr>
-      <w:r>
-        <w:rPr>
-          <w:b/>
-        </w:rPr>
-        <w:t>Jonathan Davidson</w:t>
-      </w:r>
-      <w:r>
-        <w:t xml:space="preserve">   </w:t>
-      </w:r>
-      <w:r>
-        <w:rPr>
-          <w:i/>
-          <w:sz w:val="18"/>
-        </w:rPr>
-        <w:t>Former Executive VP and GM of Enterprise Networking, Cloud &amp; Mass-Scale Infrastructure Group</w:t>
-      </w:r>
-    </w:p>
-    <w:p>
-      <w:pPr>
-        <w:spacing w:before="40"/>
-      </w:pPr>
-      <w:r>
-        <w:t>Yes. That's difficult to quantify in that as you'd have to go down by region, by -- because everyone's on a different build path just country by country, and isn't even CSP inside of a country. And there's usually 3 or 4. They can all be on different CapEx cycles. They can all be on different renewal cycles. Generally they're going to depreciate their gear for 7 to 10 years. If they're at the middle of that, it's very difficult to go and build out a new infrastructure until you completely depreciated or unless you want to go and push that gear elsewhere inside of your infrastructure.</w:t>
-      </w:r>
-    </w:p>
-    <w:p>
-      <w:pPr>
-        <w:spacing w:before="40"/>
-      </w:pPr>
-      <w:r>
-        <w:t>So there's no great answer to it other than I would say we're certainly seeing a lot of customer interest across the scope, whether it's cell site routers, full metro deployments, core infrastructure, just globally, on average, we're seeing interest in each of those areas.</w:t>
-      </w:r>
-    </w:p>
-    <w:p>
-      <w:pPr>
-        <w:spacing w:before="240"/>
-      </w:pPr>
-      <w:r>
-        <w:rPr>
-          <w:b/>
-        </w:rPr>
-        <w:t>Simon Leopold</w:t>
-      </w:r>
-      <w:r>
-        <w:t xml:space="preserve">   </w:t>
-      </w:r>
-      <w:r>
-        <w:rPr>
-          <w:i/>
-          <w:sz w:val="18"/>
-        </w:rPr>
-        <w:t>Raymond James &amp; Associates, Inc.</w:t>
-      </w:r>
-    </w:p>
-    <w:p>
-      <w:pPr>
-        <w:spacing w:before="40"/>
-      </w:pPr>
-      <w:r>
-        <w:t>So the other opportunity that maybe makes the current environment unusual is the geopolitical aspect of Huawei being pushed out of certain markets. And so we try to quantify, and it does feel that much of the focus in the investment community is really on the RAN because it's a big market. But they play everywhere. So from your perspective, how do you see your opportunity set evolving based on geopolitical concerns operators may have, customers may have in buying from Huawei?</w:t>
-      </w:r>
-    </w:p>
-    <w:p>
-      <w:pPr>
-        <w:spacing w:before="240"/>
-      </w:pPr>
-      <w:r>
-        <w:rPr>
-          <w:b/>
-        </w:rPr>
-        <w:t>Jonathan Davidson</w:t>
-      </w:r>
-      <w:r>
-        <w:t xml:space="preserve">   </w:t>
-      </w:r>
-      <w:r>
-        <w:rPr>
-          <w:i/>
-          <w:sz w:val="18"/>
-        </w:rPr>
-        <w:t>Former Executive VP and GM of Enterprise Networking, Cloud &amp; Mass-Scale Infrastructure Group</w:t>
-      </w:r>
-    </w:p>
-    <w:p>
-      <w:pPr>
-        <w:spacing w:before="40"/>
-      </w:pPr>
-      <w:r>
-        <w:t>Yes. We definitely have seen opportunities that have come up because certain countries have made it difficult, if not impossible, to acquire Huawei equipment. And so if 1 of those 3 or 4 CSPs inside of that country had deployed Huawei, then they are going to have to transition them out or they're not going to participate when it's time to refresh the infrastructure depending upon that other country's laws. So there definitely have been new opportunities because they have to change vendors.</w:t>
-      </w:r>
-    </w:p>
-    <w:p>
-      <w:pPr>
-        <w:spacing w:before="40"/>
-      </w:pPr>
-      <w:r>
-        <w:t>And so we're going to compete just like we would if Huawei was there, like we're going to compete with our technology and our ability to help our customers satisfy their greatest challenges. And so we think that we're positioned well, whether the political situation is friendly or not friendly. We think we've got the best products in the world. And given a fair place to compete, we think we'll win our fair share of the deals.</w:t>
-      </w:r>
-    </w:p>
-    <w:p>
-      <w:pPr>
-        <w:spacing w:before="240"/>
-      </w:pPr>
-      <w:r>
-        <w:rPr>
-          <w:b/>
-        </w:rPr>
-        <w:t>Simon Leopold</w:t>
-      </w:r>
-      <w:r>
-        <w:t xml:space="preserve">   </w:t>
-      </w:r>
-      <w:r>
-        <w:rPr>
-          <w:i/>
-          <w:sz w:val="18"/>
-        </w:rPr>
-        <w:t>Raymond James &amp; Associates, Inc.</w:t>
-      </w:r>
-    </w:p>
-    <w:p>
-      <w:pPr>
-        <w:spacing w:before="40"/>
-      </w:pPr>
-      <w:r>
-        <w:t>But I guess one of the question that has come up is it sounds like a lot of the attention has gone to the RAN and that's been where the swaps have occurred. Have you seen or have you won deals at the expense of Huawei because an operator chose not to buy from them again? Has that happened yet? Or is that still off the card?</w:t>
-      </w:r>
-    </w:p>
-    <w:p>
-      <w:pPr>
-        <w:spacing w:before="240"/>
-      </w:pPr>
-      <w:r>
-        <w:rPr>
-          <w:b/>
-        </w:rPr>
-        <w:t>Jonathan Davidson</w:t>
-      </w:r>
-      <w:r>
-        <w:t xml:space="preserve">   </w:t>
-      </w:r>
-      <w:r>
-        <w:rPr>
-          <w:i/>
-          <w:sz w:val="18"/>
-        </w:rPr>
-        <w:t>Former Executive VP and GM of Enterprise Networking, Cloud &amp; Mass-Scale Infrastructure Group</w:t>
-      </w:r>
-    </w:p>
-    <w:p>
-      <w:pPr>
-        <w:spacing w:before="40"/>
-      </w:pPr>
-      <w:r>
-        <w:t>Yes. That's been happening for a while now, simply because this geopolitical situation is not new it's been happening for years. Started with the former administration. And as we see it, it looks like it's continuing.</w:t>
-      </w:r>
-    </w:p>
-    <w:p>
-      <w:pPr>
-        <w:spacing w:before="240"/>
-      </w:pPr>
-      <w:r>
-        <w:rPr>
-          <w:b/>
-        </w:rPr>
-        <w:t>Simon Leopold</w:t>
-      </w:r>
-      <w:r>
-        <w:t xml:space="preserve">   </w:t>
-      </w:r>
-      <w:r>
-        <w:rPr>
-          <w:i/>
-          <w:sz w:val="18"/>
-        </w:rPr>
-        <w:t>Raymond James &amp; Associates, Inc.</w:t>
-      </w:r>
-    </w:p>
-    <w:p>
-      <w:pPr>
-        <w:spacing w:before="40"/>
-      </w:pPr>
-      <w:r>
-        <w:t>Great. So let me just check back with the audience to see if anybody else has questions before we run out of time. Seeing none. So Jonathan, I want to thank you very much for joining us today. Good discussion. Appreciate you take your questions. Sorry about the various audio problem at the beginning.</w:t>
-      </w:r>
-    </w:p>
-    <w:p>
-      <w:pPr>
-        <w:spacing w:before="240"/>
-      </w:pPr>
-      <w:r>
-        <w:rPr>
-          <w:b/>
-        </w:rPr>
-        <w:t>Jonathan Davidson</w:t>
-      </w:r>
-      <w:r>
-        <w:t xml:space="preserve">   </w:t>
-      </w:r>
-      <w:r>
-        <w:rPr>
-          <w:i/>
-          <w:sz w:val="18"/>
-        </w:rPr>
-        <w:t>Former Executive VP and GM of Enterprise Networking, Cloud &amp; Mass-Scale Infrastructure Group</w:t>
-      </w:r>
-    </w:p>
-    <w:p>
-      <w:pPr>
-        <w:spacing w:before="40"/>
-      </w:pPr>
-      <w:r>
-        <w:t>We have a learning. We've learned something here.</w:t>
-      </w:r>
-    </w:p>
-    <w:p>
-      <w:pPr>
-        <w:spacing w:before="40"/>
-      </w:pPr>
-      <w:r>
-        <w:t>That's good. So thank you very much for the time as well. It's great to chat.</w:t>
-      </w:r>
-    </w:p>
-    <w:p>
-      <w:pPr>
-        <w:spacing w:before="240"/>
-      </w:pPr>
-      <w:r>
-        <w:rPr>
-          <w:b/>
-        </w:rPr>
-        <w:t>Simon Leopold</w:t>
-      </w:r>
-      <w:r>
-        <w:t xml:space="preserve">   </w:t>
-      </w:r>
-      <w:r>
-        <w:rPr>
-          <w:i/>
-          <w:sz w:val="18"/>
-        </w:rPr>
-        <w:t>Raymond James &amp; Associates, Inc.</w:t>
-      </w:r>
-    </w:p>
-    <w:p>
-      <w:pPr>
-        <w:spacing w:before="40"/>
-      </w:pPr>
-      <w:r>
-        <w:t>Great. Thank you very much. Thanks, folks.</w:t>
+        <w:t>This concludes today's conference call. Thank you all for joining. You may now disconnect.</w:t>
       </w:r>
     </w:p>
     <w:sectPr>
